--- a/EasyRepair.docx
+++ b/EasyRepair.docx
@@ -2,6 +2,24 @@
 <file path=word/document.xml><?xml version="1.0" encoding="utf-8"?>
 <w:document xmlns:wpc="http://schemas.microsoft.com/office/word/2010/wordprocessingCanvas" xmlns:cx="http://schemas.microsoft.com/office/drawing/2014/chartex" xmlns:cx1="http://schemas.microsoft.com/office/drawing/2015/9/8/chartex" xmlns:cx2="http://schemas.microsoft.com/office/drawing/2015/10/21/chartex" xmlns:cx3="http://schemas.microsoft.com/office/drawing/2016/5/9/chartex" xmlns:cx4="http://schemas.microsoft.com/office/drawing/2016/5/10/chartex" xmlns:cx5="http://schemas.microsoft.com/office/drawing/2016/5/11/chartex" xmlns:cx6="http://schemas.microsoft.com/office/drawing/2016/5/12/chartex" xmlns:cx7="http://schemas.microsoft.com/office/drawing/2016/5/13/chartex" xmlns:cx8="http://schemas.microsoft.com/office/drawing/2016/5/14/chartex" xmlns:mc="http://schemas.openxmlformats.org/markup-compatibility/2006" xmlns:aink="http://schemas.microsoft.com/office/drawing/2016/ink" xmlns:am3d="http://schemas.microsoft.com/office/drawing/2017/model3d" xmlns:o="urn:schemas-microsoft-com:office:office" xmlns:oel="http://schemas.microsoft.com/office/2019/extlst" xmlns:r="http://schemas.openxmlformats.org/officeDocument/2006/relationships" xmlns:m="http://schemas.openxmlformats.org/officeDocument/2006/math" xmlns:v="urn:schemas-microsoft-com:vml" xmlns:wp14="http://schemas.microsoft.com/office/word/2010/wordprocessingDrawing" xmlns:wp="http://schemas.openxmlformats.org/drawingml/2006/wordprocessingDrawing" xmlns:w10="urn:schemas-microsoft-com:office:word" xmlns:w="http://schemas.openxmlformats.org/wordprocessingml/2006/main" xmlns:w14="http://schemas.microsoft.com/office/word/2010/wordml" xmlns:w15="http://schemas.microsoft.com/office/word/2012/wordml" xmlns:w16cex="http://schemas.microsoft.com/office/word/2018/wordml/cex" xmlns:w16cid="http://schemas.microsoft.com/office/word/2016/wordml/cid" xmlns:w16="http://schemas.microsoft.com/office/word/2018/wordml" xmlns:w16du="http://schemas.microsoft.com/office/word/2023/wordml/word16du" xmlns:w16sdtdh="http://schemas.microsoft.com/office/word/2020/wordml/sdtdatahash" xmlns:w16sdtfl="http://schemas.microsoft.com/office/word/2024/wordml/sdtformatlock" xmlns:w16se="http://schemas.microsoft.com/office/word/2015/wordml/symex" xmlns:wpg="http://schemas.microsoft.com/office/word/2010/wordprocessingGroup" xmlns:wpi="http://schemas.microsoft.com/office/word/2010/wordprocessingInk" xmlns:wne="http://schemas.microsoft.com/office/word/2006/wordml" xmlns:wps="http://schemas.microsoft.com/office/word/2010/wordprocessingShape" mc:Ignorable="w14 w15 w16se w16cid w16 w16cex w16sdtdh w16sdtfl w16du wp14">
   <w:body>
+    <w:p>
+      <w:pPr>
+        <w:rPr>
+          <w:u w:val="single"/>
+        </w:rPr>
+      </w:pPr>
+      <w:r>
+        <w:t xml:space="preserve">VALUTARE </w:t>
+      </w:r>
+      <w:r>
+        <w:t>RAZOR FORNTEND PER AUTENTICAZIONE E REACT PER TUTTO IL RESTO</w:t>
+      </w:r>
+    </w:p>
+    <w:p/>
+    <w:p/>
+    <w:p/>
+    <w:p/>
+    <w:p/>
     <w:p>
       <w:r>
         <w:t xml:space="preserve">Sì: </w:t>
@@ -254,6 +272,7 @@
     </w:p>
     <w:p>
       <w:r>
+        <w:lastRenderedPageBreak/>
         <w:t xml:space="preserve">        Knowledge   </w:t>
       </w:r>
       <w:proofErr w:type="spellStart"/>
@@ -310,239 +329,239 @@
     </w:p>
     <w:p>
       <w:r>
+        <w:t xml:space="preserve">                       │</w:t>
+      </w:r>
+    </w:p>
+    <w:p>
+      <w:r>
+        <w:t xml:space="preserve">                       </w:t>
+      </w:r>
+      <w:r>
+        <w:rPr>
+          <w:rFonts w:ascii="Arial" w:hAnsi="Arial" w:cs="Arial"/>
+        </w:rPr>
+        <w:t>▼</w:t>
+      </w:r>
+    </w:p>
+    <w:p>
+      <w:r>
+        <w:t xml:space="preserve">                      LLM</w:t>
+      </w:r>
+    </w:p>
+    <w:p>
+      <w:r>
+        <w:t xml:space="preserve">                       │</w:t>
+      </w:r>
+    </w:p>
+    <w:p>
+      <w:r>
+        <w:t xml:space="preserve">                       </w:t>
+      </w:r>
+      <w:r>
+        <w:rPr>
+          <w:rFonts w:ascii="Arial" w:hAnsi="Arial" w:cs="Arial"/>
+        </w:rPr>
+        <w:t>▼</w:t>
+      </w:r>
+    </w:p>
+    <w:p>
+      <w:r>
+        <w:t xml:space="preserve">                  Risposta</w:t>
+      </w:r>
+    </w:p>
+    <w:p>
+      <w:r>
+        <w:t>E alla fine della conversazione:</w:t>
+      </w:r>
+    </w:p>
+    <w:p>
+      <w:r>
+        <w:t>Chat terminata</w:t>
+      </w:r>
+    </w:p>
+    <w:p>
+      <w:r>
+        <w:t xml:space="preserve">      │</w:t>
+      </w:r>
+    </w:p>
+    <w:p>
+      <w:r>
+        <w:t xml:space="preserve">      </w:t>
+      </w:r>
+      <w:r>
+        <w:rPr>
+          <w:rFonts w:ascii="MS Gothic" w:eastAsia="MS Gothic" w:hAnsi="MS Gothic" w:cs="MS Gothic" w:hint="eastAsia"/>
+        </w:rPr>
+        <w:t>├</w:t>
+      </w:r>
+      <w:r>
+        <w:rPr>
+          <w:rFonts w:ascii="Aptos" w:hAnsi="Aptos" w:cs="Aptos"/>
+        </w:rPr>
+        <w:t>──</w:t>
+      </w:r>
+      <w:r>
+        <w:rPr>
+          <w:rFonts w:ascii="Arial" w:hAnsi="Arial" w:cs="Arial"/>
+        </w:rPr>
+        <w:t>►</w:t>
+      </w:r>
+      <w:r>
+        <w:t xml:space="preserve"> riassunto</w:t>
+      </w:r>
+    </w:p>
+    <w:p>
+      <w:r>
+        <w:t xml:space="preserve">      │</w:t>
+      </w:r>
+    </w:p>
+    <w:p>
+      <w:r>
+        <w:t xml:space="preserve">      </w:t>
+      </w:r>
+      <w:r>
+        <w:rPr>
+          <w:rFonts w:ascii="MS Gothic" w:eastAsia="MS Gothic" w:hAnsi="MS Gothic" w:cs="MS Gothic" w:hint="eastAsia"/>
+        </w:rPr>
+        <w:t>├</w:t>
+      </w:r>
+      <w:r>
+        <w:rPr>
+          <w:rFonts w:ascii="Aptos" w:hAnsi="Aptos" w:cs="Aptos"/>
+        </w:rPr>
+        <w:t>──</w:t>
+      </w:r>
+      <w:r>
+        <w:rPr>
+          <w:rFonts w:ascii="Arial" w:hAnsi="Arial" w:cs="Arial"/>
+        </w:rPr>
+        <w:t>►</w:t>
+      </w:r>
+      <w:r>
+        <w:t xml:space="preserve"> database</w:t>
+      </w:r>
+    </w:p>
+    <w:p>
+      <w:r>
+        <w:t xml:space="preserve">      │</w:t>
+      </w:r>
+    </w:p>
+    <w:p>
+      <w:r>
+        <w:t xml:space="preserve">      </w:t>
+      </w:r>
+      <w:r>
+        <w:rPr>
+          <w:rFonts w:ascii="MS Gothic" w:eastAsia="MS Gothic" w:hAnsi="MS Gothic" w:cs="MS Gothic" w:hint="eastAsia"/>
+        </w:rPr>
+        <w:t>├</w:t>
+      </w:r>
+      <w:r>
+        <w:rPr>
+          <w:rFonts w:ascii="Aptos" w:hAnsi="Aptos" w:cs="Aptos"/>
+        </w:rPr>
+        <w:t>──</w:t>
+      </w:r>
+      <w:r>
+        <w:rPr>
+          <w:rFonts w:ascii="Arial" w:hAnsi="Arial" w:cs="Arial"/>
+        </w:rPr>
+        <w:t>►</w:t>
+      </w:r>
+      <w:r>
+        <w:t xml:space="preserve"> area cliente</w:t>
+      </w:r>
+    </w:p>
+    <w:p>
+      <w:r>
+        <w:t xml:space="preserve">      │</w:t>
+      </w:r>
+    </w:p>
+    <w:p>
+      <w:r>
+        <w:t xml:space="preserve">      </w:t>
+      </w:r>
+      <w:r>
+        <w:rPr>
+          <w:rFonts w:ascii="MS Gothic" w:eastAsia="MS Gothic" w:hAnsi="MS Gothic" w:cs="MS Gothic" w:hint="eastAsia"/>
+        </w:rPr>
+        <w:t>├</w:t>
+      </w:r>
+      <w:r>
+        <w:rPr>
+          <w:rFonts w:ascii="Aptos" w:hAnsi="Aptos" w:cs="Aptos"/>
+        </w:rPr>
+        <w:t>──</w:t>
+      </w:r>
+      <w:r>
+        <w:rPr>
+          <w:rFonts w:ascii="Arial" w:hAnsi="Arial" w:cs="Arial"/>
+        </w:rPr>
+        <w:t>►</w:t>
+      </w:r>
+      <w:r>
+        <w:t xml:space="preserve"> area tecnico</w:t>
+      </w:r>
+    </w:p>
+    <w:p>
+      <w:r>
+        <w:t xml:space="preserve">      │</w:t>
+      </w:r>
+    </w:p>
+    <w:p>
+      <w:r>
+        <w:t xml:space="preserve">      └──</w:t>
+      </w:r>
+      <w:r>
+        <w:rPr>
+          <w:rFonts w:ascii="Arial" w:hAnsi="Arial" w:cs="Arial"/>
+        </w:rPr>
+        <w:t>►</w:t>
+      </w:r>
+      <w:r>
+        <w:t xml:space="preserve"> </w:t>
+      </w:r>
+      <w:proofErr w:type="gramStart"/>
+      <w:r>
+        <w:t>email</w:t>
+      </w:r>
+      <w:proofErr w:type="gramEnd"/>
+    </w:p>
+    <w:p>
+      <w:r>
+        <w:t>Questa è già un'applicazione molto più interessante.</w:t>
+      </w:r>
+    </w:p>
+    <w:p>
+      <w:r>
+        <w:pict w14:anchorId="624AF462">
+          <v:rect id="_x0000_i1025" style="width:0;height:1.5pt" o:hralign="center" o:hrstd="t" o:hr="t" fillcolor="#a0a0a0" stroked="f"/>
+        </w:pict>
+      </w:r>
+    </w:p>
+    <w:p>
+      <w:pPr>
+        <w:rPr>
+          <w:b/>
+          <w:bCs/>
+        </w:rPr>
+      </w:pPr>
+      <w:r>
+        <w:rPr>
+          <w:b/>
+          <w:bCs/>
+        </w:rPr>
+        <w:t>Ma attenzione: non chiamerei tutto "Machine Learning"</w:t>
+      </w:r>
+    </w:p>
+    <w:p>
+      <w:r>
+        <w:t>Questa distinzione è importante perché potrebbe diventare anche un ottimo argomento da colloquio.</w:t>
+      </w:r>
+    </w:p>
+    <w:p>
+      <w:r>
         <w:lastRenderedPageBreak/>
-        <w:t xml:space="preserve">                       │</w:t>
-      </w:r>
-    </w:p>
-    <w:p>
-      <w:r>
-        <w:t xml:space="preserve">                       </w:t>
-      </w:r>
-      <w:r>
-        <w:rPr>
-          <w:rFonts w:ascii="Arial" w:hAnsi="Arial" w:cs="Arial"/>
-        </w:rPr>
-        <w:t>▼</w:t>
-      </w:r>
-    </w:p>
-    <w:p>
-      <w:r>
-        <w:t xml:space="preserve">                      LLM</w:t>
-      </w:r>
-    </w:p>
-    <w:p>
-      <w:r>
-        <w:t xml:space="preserve">                       │</w:t>
-      </w:r>
-    </w:p>
-    <w:p>
-      <w:r>
-        <w:t xml:space="preserve">                       </w:t>
-      </w:r>
-      <w:r>
-        <w:rPr>
-          <w:rFonts w:ascii="Arial" w:hAnsi="Arial" w:cs="Arial"/>
-        </w:rPr>
-        <w:t>▼</w:t>
-      </w:r>
-    </w:p>
-    <w:p>
-      <w:r>
-        <w:t xml:space="preserve">                  Risposta</w:t>
-      </w:r>
-    </w:p>
-    <w:p>
-      <w:r>
-        <w:t>E alla fine della conversazione:</w:t>
-      </w:r>
-    </w:p>
-    <w:p>
-      <w:r>
-        <w:t>Chat terminata</w:t>
-      </w:r>
-    </w:p>
-    <w:p>
-      <w:r>
-        <w:t xml:space="preserve">      │</w:t>
-      </w:r>
-    </w:p>
-    <w:p>
-      <w:r>
-        <w:t xml:space="preserve">      </w:t>
-      </w:r>
-      <w:r>
-        <w:rPr>
-          <w:rFonts w:ascii="MS Gothic" w:eastAsia="MS Gothic" w:hAnsi="MS Gothic" w:cs="MS Gothic" w:hint="eastAsia"/>
-        </w:rPr>
-        <w:t>├</w:t>
-      </w:r>
-      <w:r>
-        <w:rPr>
-          <w:rFonts w:ascii="Aptos" w:hAnsi="Aptos" w:cs="Aptos"/>
-        </w:rPr>
-        <w:t>──</w:t>
-      </w:r>
-      <w:r>
-        <w:rPr>
-          <w:rFonts w:ascii="Arial" w:hAnsi="Arial" w:cs="Arial"/>
-        </w:rPr>
-        <w:t>►</w:t>
-      </w:r>
-      <w:r>
-        <w:t xml:space="preserve"> riassunto</w:t>
-      </w:r>
-    </w:p>
-    <w:p>
-      <w:r>
-        <w:t xml:space="preserve">      │</w:t>
-      </w:r>
-    </w:p>
-    <w:p>
-      <w:r>
-        <w:t xml:space="preserve">      </w:t>
-      </w:r>
-      <w:r>
-        <w:rPr>
-          <w:rFonts w:ascii="MS Gothic" w:eastAsia="MS Gothic" w:hAnsi="MS Gothic" w:cs="MS Gothic" w:hint="eastAsia"/>
-        </w:rPr>
-        <w:t>├</w:t>
-      </w:r>
-      <w:r>
-        <w:rPr>
-          <w:rFonts w:ascii="Aptos" w:hAnsi="Aptos" w:cs="Aptos"/>
-        </w:rPr>
-        <w:t>──</w:t>
-      </w:r>
-      <w:r>
-        <w:rPr>
-          <w:rFonts w:ascii="Arial" w:hAnsi="Arial" w:cs="Arial"/>
-        </w:rPr>
-        <w:t>►</w:t>
-      </w:r>
-      <w:r>
-        <w:t xml:space="preserve"> database</w:t>
-      </w:r>
-    </w:p>
-    <w:p>
-      <w:r>
-        <w:t xml:space="preserve">      │</w:t>
-      </w:r>
-    </w:p>
-    <w:p>
-      <w:r>
-        <w:t xml:space="preserve">      </w:t>
-      </w:r>
-      <w:r>
-        <w:rPr>
-          <w:rFonts w:ascii="MS Gothic" w:eastAsia="MS Gothic" w:hAnsi="MS Gothic" w:cs="MS Gothic" w:hint="eastAsia"/>
-        </w:rPr>
-        <w:t>├</w:t>
-      </w:r>
-      <w:r>
-        <w:rPr>
-          <w:rFonts w:ascii="Aptos" w:hAnsi="Aptos" w:cs="Aptos"/>
-        </w:rPr>
-        <w:t>──</w:t>
-      </w:r>
-      <w:r>
-        <w:rPr>
-          <w:rFonts w:ascii="Arial" w:hAnsi="Arial" w:cs="Arial"/>
-        </w:rPr>
-        <w:t>►</w:t>
-      </w:r>
-      <w:r>
-        <w:t xml:space="preserve"> area cliente</w:t>
-      </w:r>
-    </w:p>
-    <w:p>
-      <w:r>
-        <w:t xml:space="preserve">      │</w:t>
-      </w:r>
-    </w:p>
-    <w:p>
-      <w:r>
-        <w:t xml:space="preserve">      </w:t>
-      </w:r>
-      <w:r>
-        <w:rPr>
-          <w:rFonts w:ascii="MS Gothic" w:eastAsia="MS Gothic" w:hAnsi="MS Gothic" w:cs="MS Gothic" w:hint="eastAsia"/>
-        </w:rPr>
-        <w:t>├</w:t>
-      </w:r>
-      <w:r>
-        <w:rPr>
-          <w:rFonts w:ascii="Aptos" w:hAnsi="Aptos" w:cs="Aptos"/>
-        </w:rPr>
-        <w:t>──</w:t>
-      </w:r>
-      <w:r>
-        <w:rPr>
-          <w:rFonts w:ascii="Arial" w:hAnsi="Arial" w:cs="Arial"/>
-        </w:rPr>
-        <w:t>►</w:t>
-      </w:r>
-      <w:r>
-        <w:t xml:space="preserve"> area tecnico</w:t>
-      </w:r>
-    </w:p>
-    <w:p>
-      <w:r>
-        <w:t xml:space="preserve">      │</w:t>
-      </w:r>
-    </w:p>
-    <w:p>
-      <w:r>
-        <w:t xml:space="preserve">      └──</w:t>
-      </w:r>
-      <w:r>
-        <w:rPr>
-          <w:rFonts w:ascii="Arial" w:hAnsi="Arial" w:cs="Arial"/>
-        </w:rPr>
-        <w:t>►</w:t>
-      </w:r>
-      <w:r>
-        <w:t xml:space="preserve"> </w:t>
-      </w:r>
-      <w:proofErr w:type="gramStart"/>
-      <w:r>
-        <w:t>email</w:t>
-      </w:r>
-      <w:proofErr w:type="gramEnd"/>
-    </w:p>
-    <w:p>
-      <w:r>
-        <w:t>Questa è già un'applicazione molto più interessante.</w:t>
-      </w:r>
-    </w:p>
-    <w:p>
-      <w:r>
-        <w:pict w14:anchorId="624AF462">
-          <v:rect id="_x0000_i1097" style="width:0;height:1.5pt" o:hralign="center" o:hrstd="t" o:hr="t" fillcolor="#a0a0a0" stroked="f"/>
-        </w:pict>
-      </w:r>
-    </w:p>
-    <w:p>
-      <w:pPr>
-        <w:rPr>
-          <w:b/>
-          <w:bCs/>
-        </w:rPr>
-      </w:pPr>
-      <w:r>
-        <w:rPr>
-          <w:b/>
-          <w:bCs/>
-        </w:rPr>
-        <w:t>Ma attenzione: non chiamerei tutto "Machine Learning"</w:t>
-      </w:r>
-    </w:p>
-    <w:p>
-      <w:r>
-        <w:t>Questa distinzione è importante perché potrebbe diventare anche un ottimo argomento da colloquio.</w:t>
-      </w:r>
-    </w:p>
-    <w:p>
-      <w:r>
         <w:t>Se hai:</w:t>
       </w:r>
     </w:p>
@@ -616,39 +635,329 @@
     </w:p>
     <w:p>
       <w:r>
+        <w:t xml:space="preserve">E secondo me </w:t>
+      </w:r>
+      <w:r>
+        <w:rPr>
+          <w:b/>
+          <w:bCs/>
+        </w:rPr>
+        <w:t>non è un problema</w:t>
+      </w:r>
+      <w:r>
+        <w:t>: puoi costruire un progetto AI molto serio anche senza addestrare un LLM da zero.</w:t>
+      </w:r>
+    </w:p>
+    <w:p>
+      <w:r>
+        <w:t xml:space="preserve">Però tu vuoi anche </w:t>
+      </w:r>
+      <w:r>
+        <w:rPr>
+          <w:b/>
+          <w:bCs/>
+        </w:rPr>
+        <w:t>imparare veramente Machine Learning</w:t>
+      </w:r>
+      <w:r>
+        <w:t>. Quindi possiamo aggiungere una seconda componente.</w:t>
+      </w:r>
+    </w:p>
+    <w:p>
+      <w:r>
+        <w:pict w14:anchorId="708E4650">
+          <v:rect id="_x0000_i1026" style="width:0;height:1.5pt" o:hralign="center" o:hrstd="t" o:hr="t" fillcolor="#a0a0a0" stroked="f"/>
+        </w:pict>
+      </w:r>
+    </w:p>
+    <w:p>
+      <w:pPr>
+        <w:rPr>
+          <w:b/>
+          <w:bCs/>
+        </w:rPr>
+      </w:pPr>
+      <w:r>
+        <w:rPr>
+          <w:b/>
+          <w:bCs/>
+        </w:rPr>
+        <w:t>La parte interessante: le "esperienze" dei tecnici</w:t>
+      </w:r>
+    </w:p>
+    <w:p>
+      <w:r>
+        <w:t>Questa è proprio la parte che trovo interessante della tua idea.</w:t>
+      </w:r>
+    </w:p>
+    <w:p>
+      <w:r>
+        <w:t>Supponiamo che il sistema abbia queste riparazioni storiche:</w:t>
+      </w:r>
+    </w:p>
+    <w:p>
+      <w:r>
+        <w:t>Riparazione #153</w:t>
+      </w:r>
+    </w:p>
+    <w:p/>
+    <w:p>
+      <w:r>
+        <w:t>Device:</w:t>
+      </w:r>
+    </w:p>
+    <w:p>
+      <w:r>
+        <w:t>iPhone 13</w:t>
+      </w:r>
+    </w:p>
+    <w:p/>
+    <w:p>
+      <w:r>
+        <w:t>Problema:</w:t>
+      </w:r>
+    </w:p>
+    <w:p>
+      <w:r>
+        <w:t>"si spegne improvvisamente"</w:t>
+      </w:r>
+    </w:p>
+    <w:p/>
+    <w:p>
+      <w:r>
+        <w:t>Diagnosi:</w:t>
+      </w:r>
+    </w:p>
+    <w:p>
+      <w:r>
+        <w:t>batteria deteriorata</w:t>
+      </w:r>
+    </w:p>
+    <w:p/>
+    <w:p>
+      <w:r>
+        <w:t>Intervento:</w:t>
+      </w:r>
+    </w:p>
+    <w:p>
+      <w:r>
+        <w:t>sostituzione batteria</w:t>
+      </w:r>
+    </w:p>
+    <w:p/>
+    <w:p>
+      <w:r>
+        <w:t>Esito:</w:t>
+      </w:r>
+    </w:p>
+    <w:p>
+      <w:r>
+        <w:t>risolto</w:t>
+      </w:r>
+    </w:p>
+    <w:p/>
+    <w:p>
+      <w:r>
+        <w:t>Tempo:</w:t>
+      </w:r>
+    </w:p>
+    <w:p>
+      <w:r>
+        <w:t>45 minuti</w:t>
+      </w:r>
+    </w:p>
+    <w:p>
+      <w:r>
+        <w:t>Poi:</w:t>
+      </w:r>
+    </w:p>
+    <w:p>
+      <w:r>
+        <w:t>Riparazione #281</w:t>
+      </w:r>
+    </w:p>
+    <w:p/>
+    <w:p>
+      <w:r>
+        <w:t>Device:</w:t>
+      </w:r>
+    </w:p>
+    <w:p>
+      <w:r>
+        <w:t>iPhone 13</w:t>
+      </w:r>
+    </w:p>
+    <w:p/>
+    <w:p>
+      <w:r>
+        <w:t>Problema:</w:t>
+      </w:r>
+    </w:p>
+    <w:p>
+      <w:r>
+        <w:t>"si spegne quando arriva al 30%"</w:t>
+      </w:r>
+    </w:p>
+    <w:p/>
+    <w:p>
+      <w:r>
+        <w:t>Diagnosi:</w:t>
+      </w:r>
+    </w:p>
+    <w:p>
+      <w:r>
+        <w:t>batteria deteriorata</w:t>
+      </w:r>
+    </w:p>
+    <w:p/>
+    <w:p>
+      <w:r>
+        <w:t>Intervento:</w:t>
+      </w:r>
+    </w:p>
+    <w:p>
+      <w:r>
+        <w:t>sostituzione batteria</w:t>
+      </w:r>
+    </w:p>
+    <w:p/>
+    <w:p>
+      <w:r>
+        <w:t>Esito:</w:t>
+      </w:r>
+    </w:p>
+    <w:p>
+      <w:r>
+        <w:t>risolto</w:t>
+      </w:r>
+    </w:p>
+    <w:p>
+      <w:r>
+        <w:t>E ancora:</w:t>
+      </w:r>
+    </w:p>
+    <w:p>
+      <w:r>
+        <w:t>Riparazione #412</w:t>
+      </w:r>
+    </w:p>
+    <w:p/>
+    <w:p>
+      <w:r>
+        <w:t>Device:</w:t>
+      </w:r>
+    </w:p>
+    <w:p>
+      <w:r>
+        <w:t>iPhone 13</w:t>
+      </w:r>
+    </w:p>
+    <w:p/>
+    <w:p>
+      <w:r>
+        <w:t>Problema:</w:t>
+      </w:r>
+    </w:p>
+    <w:p>
+      <w:r>
+        <w:t>"si riavvia continuamente"</w:t>
+      </w:r>
+    </w:p>
+    <w:p/>
+    <w:p>
+      <w:r>
         <w:lastRenderedPageBreak/>
-        <w:t xml:space="preserve">E secondo me </w:t>
-      </w:r>
-      <w:r>
-        <w:rPr>
-          <w:b/>
-          <w:bCs/>
-        </w:rPr>
-        <w:t>non è un problema</w:t>
-      </w:r>
-      <w:r>
-        <w:t>: puoi costruire un progetto AI molto serio anche senza addestrare un LLM da zero.</w:t>
-      </w:r>
-    </w:p>
-    <w:p>
-      <w:r>
-        <w:t xml:space="preserve">Però tu vuoi anche </w:t>
-      </w:r>
-      <w:r>
-        <w:rPr>
-          <w:b/>
-          <w:bCs/>
-        </w:rPr>
-        <w:t>imparare veramente Machine Learning</w:t>
-      </w:r>
-      <w:r>
-        <w:t>. Quindi possiamo aggiungere una seconda componente.</w:t>
-      </w:r>
-    </w:p>
-    <w:p>
-      <w:r>
-        <w:pict w14:anchorId="708E4650">
-          <v:rect id="_x0000_i1098" style="width:0;height:1.5pt" o:hralign="center" o:hrstd="t" o:hr="t" fillcolor="#a0a0a0" stroked="f"/>
+        <w:t>Diagnosi:</w:t>
+      </w:r>
+    </w:p>
+    <w:p>
+      <w:r>
+        <w:t>problema scheda madre</w:t>
+      </w:r>
+    </w:p>
+    <w:p/>
+    <w:p>
+      <w:r>
+        <w:t>Intervento:</w:t>
+      </w:r>
+    </w:p>
+    <w:p>
+      <w:proofErr w:type="gramStart"/>
+      <w:r>
+        <w:t>micro-saldatura</w:t>
+      </w:r>
+      <w:proofErr w:type="gramEnd"/>
+    </w:p>
+    <w:p/>
+    <w:p>
+      <w:r>
+        <w:t>Esito:</w:t>
+      </w:r>
+    </w:p>
+    <w:p>
+      <w:r>
+        <w:t>risolto</w:t>
+      </w:r>
+    </w:p>
+    <w:p>
+      <w:r>
+        <w:t>Quando arriva un nuovo cliente:</w:t>
+      </w:r>
+    </w:p>
+    <w:p>
+      <w:r>
+        <w:t>"Il mio iPhone 13 si spegne quando arriva al 25%."</w:t>
+      </w:r>
+    </w:p>
+    <w:p>
+      <w:r>
+        <w:t xml:space="preserve">l'agente potrebbe recuperare </w:t>
+      </w:r>
+      <w:r>
+        <w:rPr>
+          <w:b/>
+          <w:bCs/>
+        </w:rPr>
+        <w:t>casi precedenti semanticamente simili</w:t>
+      </w:r>
+      <w:r>
+        <w:t>.</w:t>
+      </w:r>
+    </w:p>
+    <w:p>
+      <w:r>
+        <w:t>Non deve inventarsi la soluzione.</w:t>
+      </w:r>
+    </w:p>
+    <w:p>
+      <w:r>
+        <w:t>Può dire:</w:t>
+      </w:r>
+    </w:p>
+    <w:p>
+      <w:r>
+        <w:t>"Ho trovato alcuni casi precedenti relativi a spegnimenti intorno alla stessa percentuale di batteria. In 2 casi era necessario sostituire la batteria, mentre un altro presentava un problema differente..."</w:t>
+      </w:r>
+    </w:p>
+    <w:p>
+      <w:r>
+        <w:t xml:space="preserve">Questa è una vera applicazione della RAG su </w:t>
+      </w:r>
+      <w:r>
+        <w:rPr>
+          <w:b/>
+          <w:bCs/>
+        </w:rPr>
+        <w:t>case history aziendale</w:t>
+      </w:r>
+      <w:r>
+        <w:t>.</w:t>
+      </w:r>
+    </w:p>
+    <w:p>
+      <w:r>
+        <w:pict w14:anchorId="1D2C6ECA">
+          <v:rect id="_x0000_i1027" style="width:0;height:1.5pt" o:hralign="center" o:hrstd="t" o:hr="t" fillcolor="#a0a0a0" stroked="f"/>
         </w:pict>
       </w:r>
     </w:p>
@@ -664,296 +973,6 @@
           <w:b/>
           <w:bCs/>
         </w:rPr>
-        <w:t>La parte interessante: le "esperienze" dei tecnici</w:t>
-      </w:r>
-    </w:p>
-    <w:p>
-      <w:r>
-        <w:t>Questa è proprio la parte che trovo interessante della tua idea.</w:t>
-      </w:r>
-    </w:p>
-    <w:p>
-      <w:r>
-        <w:t>Supponiamo che il sistema abbia queste riparazioni storiche:</w:t>
-      </w:r>
-    </w:p>
-    <w:p>
-      <w:r>
-        <w:t>Riparazione #153</w:t>
-      </w:r>
-    </w:p>
-    <w:p/>
-    <w:p>
-      <w:r>
-        <w:t>Device:</w:t>
-      </w:r>
-    </w:p>
-    <w:p>
-      <w:r>
-        <w:t>iPhone 13</w:t>
-      </w:r>
-    </w:p>
-    <w:p/>
-    <w:p>
-      <w:r>
-        <w:t>Problema:</w:t>
-      </w:r>
-    </w:p>
-    <w:p>
-      <w:r>
-        <w:t>"si spegne improvvisamente"</w:t>
-      </w:r>
-    </w:p>
-    <w:p/>
-    <w:p>
-      <w:r>
-        <w:t>Diagnosi:</w:t>
-      </w:r>
-    </w:p>
-    <w:p>
-      <w:r>
-        <w:t>batteria deteriorata</w:t>
-      </w:r>
-    </w:p>
-    <w:p/>
-    <w:p>
-      <w:r>
-        <w:t>Intervento:</w:t>
-      </w:r>
-    </w:p>
-    <w:p>
-      <w:r>
-        <w:t>sostituzione batteria</w:t>
-      </w:r>
-    </w:p>
-    <w:p/>
-    <w:p>
-      <w:r>
-        <w:t>Esito:</w:t>
-      </w:r>
-    </w:p>
-    <w:p>
-      <w:r>
-        <w:t>risolto</w:t>
-      </w:r>
-    </w:p>
-    <w:p/>
-    <w:p>
-      <w:r>
-        <w:t>Tempo:</w:t>
-      </w:r>
-    </w:p>
-    <w:p>
-      <w:r>
-        <w:t>45 minuti</w:t>
-      </w:r>
-    </w:p>
-    <w:p>
-      <w:r>
-        <w:t>Poi:</w:t>
-      </w:r>
-    </w:p>
-    <w:p>
-      <w:r>
-        <w:t>Riparazione #281</w:t>
-      </w:r>
-    </w:p>
-    <w:p/>
-    <w:p>
-      <w:r>
-        <w:t>Device:</w:t>
-      </w:r>
-    </w:p>
-    <w:p>
-      <w:r>
-        <w:t>iPhone 13</w:t>
-      </w:r>
-    </w:p>
-    <w:p/>
-    <w:p>
-      <w:r>
-        <w:t>Problema:</w:t>
-      </w:r>
-    </w:p>
-    <w:p>
-      <w:r>
-        <w:t>"si spegne quando arriva al 30%"</w:t>
-      </w:r>
-    </w:p>
-    <w:p/>
-    <w:p>
-      <w:r>
-        <w:t>Diagnosi:</w:t>
-      </w:r>
-    </w:p>
-    <w:p>
-      <w:r>
-        <w:t>batteria deteriorata</w:t>
-      </w:r>
-    </w:p>
-    <w:p/>
-    <w:p>
-      <w:r>
-        <w:t>Intervento:</w:t>
-      </w:r>
-    </w:p>
-    <w:p>
-      <w:r>
-        <w:t>sostituzione batteria</w:t>
-      </w:r>
-    </w:p>
-    <w:p/>
-    <w:p>
-      <w:r>
-        <w:t>Esito:</w:t>
-      </w:r>
-    </w:p>
-    <w:p>
-      <w:r>
-        <w:t>risolto</w:t>
-      </w:r>
-    </w:p>
-    <w:p>
-      <w:r>
-        <w:t>E ancora:</w:t>
-      </w:r>
-    </w:p>
-    <w:p>
-      <w:r>
-        <w:t>Riparazione #412</w:t>
-      </w:r>
-    </w:p>
-    <w:p/>
-    <w:p>
-      <w:r>
-        <w:t>Device:</w:t>
-      </w:r>
-    </w:p>
-    <w:p>
-      <w:r>
-        <w:t>iPhone 13</w:t>
-      </w:r>
-    </w:p>
-    <w:p/>
-    <w:p>
-      <w:r>
-        <w:t>Problema:</w:t>
-      </w:r>
-    </w:p>
-    <w:p>
-      <w:r>
-        <w:t>"si riavvia continuamente"</w:t>
-      </w:r>
-    </w:p>
-    <w:p/>
-    <w:p>
-      <w:r>
-        <w:t>Diagnosi:</w:t>
-      </w:r>
-    </w:p>
-    <w:p>
-      <w:r>
-        <w:t>problema scheda madre</w:t>
-      </w:r>
-    </w:p>
-    <w:p/>
-    <w:p>
-      <w:r>
-        <w:t>Intervento:</w:t>
-      </w:r>
-    </w:p>
-    <w:p>
-      <w:proofErr w:type="gramStart"/>
-      <w:r>
-        <w:t>micro-saldatura</w:t>
-      </w:r>
-      <w:proofErr w:type="gramEnd"/>
-    </w:p>
-    <w:p/>
-    <w:p>
-      <w:r>
-        <w:t>Esito:</w:t>
-      </w:r>
-    </w:p>
-    <w:p>
-      <w:r>
-        <w:t>risolto</w:t>
-      </w:r>
-    </w:p>
-    <w:p>
-      <w:r>
-        <w:t>Quando arriva un nuovo cliente:</w:t>
-      </w:r>
-    </w:p>
-    <w:p>
-      <w:r>
-        <w:t>"Il mio iPhone 13 si spegne quando arriva al 25%."</w:t>
-      </w:r>
-    </w:p>
-    <w:p>
-      <w:r>
-        <w:t xml:space="preserve">l'agente potrebbe recuperare </w:t>
-      </w:r>
-      <w:r>
-        <w:rPr>
-          <w:b/>
-          <w:bCs/>
-        </w:rPr>
-        <w:t>casi precedenti semanticamente simili</w:t>
-      </w:r>
-      <w:r>
-        <w:t>.</w:t>
-      </w:r>
-    </w:p>
-    <w:p>
-      <w:r>
-        <w:t>Non deve inventarsi la soluzione.</w:t>
-      </w:r>
-    </w:p>
-    <w:p>
-      <w:r>
-        <w:t>Può dire:</w:t>
-      </w:r>
-    </w:p>
-    <w:p>
-      <w:r>
-        <w:t>"Ho trovato alcuni casi precedenti relativi a spegnimenti intorno alla stessa percentuale di batteria. In 2 casi era necessario sostituire la batteria, mentre un altro presentava un problema differente..."</w:t>
-      </w:r>
-    </w:p>
-    <w:p>
-      <w:r>
-        <w:t xml:space="preserve">Questa è una vera applicazione della RAG su </w:t>
-      </w:r>
-      <w:r>
-        <w:rPr>
-          <w:b/>
-          <w:bCs/>
-        </w:rPr>
-        <w:t>case history aziendale</w:t>
-      </w:r>
-      <w:r>
-        <w:t>.</w:t>
-      </w:r>
-    </w:p>
-    <w:p>
-      <w:r>
-        <w:pict w14:anchorId="1D2C6ECA">
-          <v:rect id="_x0000_i1099" style="width:0;height:1.5pt" o:hralign="center" o:hrstd="t" o:hr="t" fillcolor="#a0a0a0" stroked="f"/>
-        </w:pict>
-      </w:r>
-    </w:p>
-    <w:p>
-      <w:pPr>
-        <w:rPr>
-          <w:b/>
-          <w:bCs/>
-        </w:rPr>
-      </w:pPr>
-      <w:r>
-        <w:rPr>
-          <w:b/>
-          <w:bCs/>
-        </w:rPr>
         <w:t>E qui nasce una cosa molto bella</w:t>
       </w:r>
     </w:p>
@@ -1009,6 +1028,7 @@
     </w:p>
     <w:p>
       <w:r>
+        <w:lastRenderedPageBreak/>
         <w:t>Esperienze dei tecnici</w:t>
       </w:r>
     </w:p>
@@ -1034,7 +1054,6 @@
     </w:p>
     <w:p>
       <w:r>
-        <w:lastRenderedPageBreak/>
         <w:t xml:space="preserve">        ↓</w:t>
       </w:r>
     </w:p>
@@ -1100,7 +1119,7 @@
     <w:p>
       <w:r>
         <w:pict w14:anchorId="4CA2FB72">
-          <v:rect id="_x0000_i1100" style="width:0;height:1.5pt" o:hralign="center" o:hrstd="t" o:hr="t" fillcolor="#a0a0a0" stroked="f"/>
+          <v:rect id="_x0000_i1028" style="width:0;height:1.5pt" o:hralign="center" o:hrstd="t" o:hr="t" fillcolor="#a0a0a0" stroked="f"/>
         </w:pict>
       </w:r>
     </w:p>
@@ -1257,6 +1276,7 @@
     </w:p>
     <w:p>
       <w:r>
+        <w:lastRenderedPageBreak/>
         <w:t>Per esempio:</w:t>
       </w:r>
     </w:p>
@@ -1282,78 +1302,299 @@
     </w:p>
     <w:p>
       <w:r>
+        <w:t>Problema: spegnimenti</w:t>
+      </w:r>
+    </w:p>
+    <w:p>
+      <w:r>
+        <w:t>Batteria: 78%</w:t>
+      </w:r>
+    </w:p>
+    <w:p>
+      <w:r>
+        <w:t>Età: 3 anni</w:t>
+      </w:r>
+    </w:p>
+    <w:p>
+      <w:r>
+        <w:t>Sintomi: spegnimento al 25%</w:t>
+      </w:r>
+    </w:p>
+    <w:p>
+      <w:r>
+        <w:t>────────────────────</w:t>
+      </w:r>
+    </w:p>
+    <w:p>
+      <w:r>
+        <w:t xml:space="preserve">             ↓</w:t>
+      </w:r>
+    </w:p>
+    <w:p>
+      <w:r>
+        <w:t xml:space="preserve">        ML MODEL</w:t>
+      </w:r>
+    </w:p>
+    <w:p>
+      <w:r>
+        <w:t xml:space="preserve">             ↓</w:t>
+      </w:r>
+    </w:p>
+    <w:p>
+      <w:r>
+        <w:t>Probabilità diagnosi:</w:t>
+      </w:r>
+    </w:p>
+    <w:p>
+      <w:r>
+        <w:t>Batteria       72%</w:t>
+      </w:r>
+    </w:p>
+    <w:p>
+      <w:r>
+        <w:t>Scheda madre   14%</w:t>
+      </w:r>
+    </w:p>
+    <w:p>
+      <w:r>
+        <w:t>Software        9%</w:t>
+      </w:r>
+    </w:p>
+    <w:p>
+      <w:r>
+        <w:t>Altro           5%</w:t>
+      </w:r>
+    </w:p>
+    <w:p>
+      <w:r>
+        <w:t>Oppure:</w:t>
+      </w:r>
+    </w:p>
+    <w:p>
+      <w:r>
+        <w:t>Problema</w:t>
+      </w:r>
+    </w:p>
+    <w:p>
+      <w:r>
+        <w:t xml:space="preserve">   ↓</w:t>
+      </w:r>
+    </w:p>
+    <w:p>
+      <w:r>
+        <w:t>ML</w:t>
+      </w:r>
+    </w:p>
+    <w:p>
+      <w:r>
+        <w:t xml:space="preserve">   ↓</w:t>
+      </w:r>
+    </w:p>
+    <w:p>
+      <w:r>
+        <w:t>tempo stimato riparazione: 1.8h</w:t>
+      </w:r>
+    </w:p>
+    <w:p>
+      <w:r>
+        <w:t>Oppure:</w:t>
+      </w:r>
+    </w:p>
+    <w:p>
+      <w:r>
+        <w:t>Problema</w:t>
+      </w:r>
+    </w:p>
+    <w:p>
+      <w:r>
+        <w:t xml:space="preserve">   ↓</w:t>
+      </w:r>
+    </w:p>
+    <w:p>
+      <w:r>
+        <w:t>ML</w:t>
+      </w:r>
+    </w:p>
+    <w:p>
+      <w:r>
+        <w:t xml:space="preserve">   ↓</w:t>
+      </w:r>
+    </w:p>
+    <w:p>
+      <w:r>
         <w:lastRenderedPageBreak/>
-        <w:t>Problema: spegnimenti</w:t>
-      </w:r>
-    </w:p>
-    <w:p>
-      <w:r>
-        <w:t>Batteria: 78%</w:t>
-      </w:r>
-    </w:p>
-    <w:p>
-      <w:r>
-        <w:t>Età: 3 anni</w:t>
-      </w:r>
-    </w:p>
-    <w:p>
-      <w:r>
-        <w:t>Sintomi: spegnimento al 25%</w:t>
-      </w:r>
-    </w:p>
-    <w:p>
-      <w:r>
-        <w:t>────────────────────</w:t>
-      </w:r>
-    </w:p>
-    <w:p>
-      <w:r>
-        <w:t xml:space="preserve">             ↓</w:t>
-      </w:r>
-    </w:p>
-    <w:p>
-      <w:r>
-        <w:t xml:space="preserve">        ML MODEL</w:t>
-      </w:r>
-    </w:p>
-    <w:p>
-      <w:r>
-        <w:t xml:space="preserve">             ↓</w:t>
-      </w:r>
-    </w:p>
-    <w:p>
-      <w:r>
-        <w:t>Probabilità diagnosi:</w:t>
-      </w:r>
-    </w:p>
-    <w:p>
-      <w:r>
-        <w:t>Batteria       72%</w:t>
-      </w:r>
-    </w:p>
-    <w:p>
-      <w:r>
-        <w:t>Scheda madre   14%</w:t>
-      </w:r>
-    </w:p>
-    <w:p>
-      <w:r>
-        <w:t>Software        9%</w:t>
-      </w:r>
-    </w:p>
-    <w:p>
-      <w:r>
-        <w:t>Altro           5%</w:t>
-      </w:r>
-    </w:p>
-    <w:p>
-      <w:r>
-        <w:t>Oppure:</w:t>
-      </w:r>
-    </w:p>
-    <w:p>
-      <w:r>
-        <w:t>Problema</w:t>
+        <w:t>costo stimato: €84–€110</w:t>
+      </w:r>
+    </w:p>
+    <w:p>
+      <w:r>
+        <w:pict w14:anchorId="239529DE">
+          <v:rect id="_x0000_i1029" style="width:0;height:1.5pt" o:hralign="center" o:hrstd="t" o:hr="t" fillcolor="#a0a0a0" stroked="f"/>
+        </w:pict>
+      </w:r>
+    </w:p>
+    <w:p>
+      <w:pPr>
+        <w:rPr>
+          <w:b/>
+          <w:bCs/>
+        </w:rPr>
+      </w:pPr>
+      <w:r>
+        <w:rPr>
+          <w:b/>
+          <w:bCs/>
+        </w:rPr>
+        <w:t>E qui finalmente hai un vero progetto Python</w:t>
+      </w:r>
+    </w:p>
+    <w:p>
+      <w:r>
+        <w:t>Potresti avere una cartella separata:</w:t>
+      </w:r>
+    </w:p>
+    <w:p>
+      <w:r>
+        <w:t>/ai-service</w:t>
+      </w:r>
+    </w:p>
+    <w:p/>
+    <w:p>
+      <w:r>
+        <w:t xml:space="preserve">    /data</w:t>
+      </w:r>
+    </w:p>
+    <w:p>
+      <w:r>
+        <w:t xml:space="preserve">        repairs.csv</w:t>
+      </w:r>
+    </w:p>
+    <w:p/>
+    <w:p>
+      <w:r>
+        <w:t xml:space="preserve">    /notebooks</w:t>
+      </w:r>
+    </w:p>
+    <w:p>
+      <w:r>
+        <w:t xml:space="preserve">        </w:t>
+      </w:r>
+      <w:proofErr w:type="spellStart"/>
+      <w:proofErr w:type="gramStart"/>
+      <w:r>
+        <w:t>exploration.ipynb</w:t>
+      </w:r>
+      <w:proofErr w:type="spellEnd"/>
+      <w:proofErr w:type="gramEnd"/>
+    </w:p>
+    <w:p>
+      <w:r>
+        <w:t xml:space="preserve">        </w:t>
+      </w:r>
+      <w:proofErr w:type="spellStart"/>
+      <w:r>
+        <w:t>model_</w:t>
+      </w:r>
+      <w:proofErr w:type="gramStart"/>
+      <w:r>
+        <w:t>comparison.ipynb</w:t>
+      </w:r>
+      <w:proofErr w:type="spellEnd"/>
+      <w:proofErr w:type="gramEnd"/>
+    </w:p>
+    <w:p/>
+    <w:p>
+      <w:r>
+        <w:t xml:space="preserve">    /</w:t>
+      </w:r>
+      <w:proofErr w:type="spellStart"/>
+      <w:r>
+        <w:t>src</w:t>
+      </w:r>
+      <w:proofErr w:type="spellEnd"/>
+    </w:p>
+    <w:p>
+      <w:r>
+        <w:t xml:space="preserve">        preprocessing.py</w:t>
+      </w:r>
+    </w:p>
+    <w:p>
+      <w:r>
+        <w:t xml:space="preserve">        features.py</w:t>
+      </w:r>
+    </w:p>
+    <w:p>
+      <w:r>
+        <w:t xml:space="preserve">        train.py</w:t>
+      </w:r>
+    </w:p>
+    <w:p>
+      <w:r>
+        <w:t xml:space="preserve">        evaluate.py</w:t>
+      </w:r>
+    </w:p>
+    <w:p>
+      <w:r>
+        <w:t xml:space="preserve">        predict.py</w:t>
+      </w:r>
+    </w:p>
+    <w:p/>
+    <w:p>
+      <w:r>
+        <w:t xml:space="preserve">    /models</w:t>
+      </w:r>
+    </w:p>
+    <w:p>
+      <w:r>
+        <w:t xml:space="preserve">        </w:t>
+      </w:r>
+      <w:proofErr w:type="spellStart"/>
+      <w:r>
+        <w:t>diagnosis_model.pkl</w:t>
+      </w:r>
+      <w:proofErr w:type="spellEnd"/>
+    </w:p>
+    <w:p>
+      <w:r>
+        <w:t xml:space="preserve">        </w:t>
+      </w:r>
+      <w:proofErr w:type="spellStart"/>
+      <w:r>
+        <w:t>repair_time_model.pkl</w:t>
+      </w:r>
+      <w:proofErr w:type="spellEnd"/>
+    </w:p>
+    <w:p/>
+    <w:p>
+      <w:r>
+        <w:t xml:space="preserve">    /api</w:t>
+      </w:r>
+    </w:p>
+    <w:p>
+      <w:r>
+        <w:t xml:space="preserve">        main.py</w:t>
+      </w:r>
+    </w:p>
+    <w:p/>
+    <w:p>
+      <w:r>
+        <w:t xml:space="preserve">    requirements.txt</w:t>
+      </w:r>
+    </w:p>
+    <w:p>
+      <w:r>
+        <w:t>E puoi veramente sperimentare.</w:t>
+      </w:r>
+    </w:p>
+    <w:p>
+      <w:r>
+        <w:lastRenderedPageBreak/>
+        <w:t>Ad esempio:</w:t>
+      </w:r>
+    </w:p>
+    <w:p>
+      <w:r>
+        <w:t>Dataset</w:t>
       </w:r>
     </w:p>
     <w:p>
@@ -1362,9 +1603,11 @@
       </w:r>
     </w:p>
     <w:p>
-      <w:r>
-        <w:t>ML</w:t>
-      </w:r>
+      <w:proofErr w:type="spellStart"/>
+      <w:r>
+        <w:t>Pandas</w:t>
+      </w:r>
+      <w:proofErr w:type="spellEnd"/>
     </w:p>
     <w:p>
       <w:r>
@@ -1373,17 +1616,7 @@
     </w:p>
     <w:p>
       <w:r>
-        <w:t>tempo stimato riparazione: 1.8h</w:t>
-      </w:r>
-    </w:p>
-    <w:p>
-      <w:r>
-        <w:t>Oppure:</w:t>
-      </w:r>
-    </w:p>
-    <w:p>
-      <w:r>
-        <w:t>Problema</w:t>
+        <w:t>pulizia</w:t>
       </w:r>
     </w:p>
     <w:p>
@@ -1393,7 +1626,7 @@
     </w:p>
     <w:p>
       <w:r>
-        <w:t>ML</w:t>
+        <w:t>feature engineering</w:t>
       </w:r>
     </w:p>
     <w:p>
@@ -1402,178 +1635,13 @@
       </w:r>
     </w:p>
     <w:p>
-      <w:r>
-        <w:t>costo stimato: €84–€110</w:t>
-      </w:r>
-    </w:p>
-    <w:p>
-      <w:r>
-        <w:pict w14:anchorId="239529DE">
-          <v:rect id="_x0000_i1101" style="width:0;height:1.5pt" o:hralign="center" o:hrstd="t" o:hr="t" fillcolor="#a0a0a0" stroked="f"/>
-        </w:pict>
-      </w:r>
-    </w:p>
-    <w:p>
-      <w:pPr>
-        <w:rPr>
-          <w:b/>
-          <w:bCs/>
-        </w:rPr>
-      </w:pPr>
-      <w:r>
-        <w:rPr>
-          <w:b/>
-          <w:bCs/>
-        </w:rPr>
-        <w:t>E qui finalmente hai un vero progetto Python</w:t>
-      </w:r>
-    </w:p>
-    <w:p>
-      <w:r>
-        <w:t>Potresti avere una cartella separata:</w:t>
-      </w:r>
-    </w:p>
-    <w:p>
-      <w:r>
-        <w:t>/ai-service</w:t>
-      </w:r>
-    </w:p>
-    <w:p/>
-    <w:p>
-      <w:r>
-        <w:t xml:space="preserve">    /data</w:t>
-      </w:r>
-    </w:p>
-    <w:p>
-      <w:r>
-        <w:t xml:space="preserve">        repairs.csv</w:t>
-      </w:r>
-    </w:p>
-    <w:p/>
-    <w:p>
-      <w:r>
-        <w:t xml:space="preserve">    /notebooks</w:t>
-      </w:r>
-    </w:p>
-    <w:p>
-      <w:r>
-        <w:t xml:space="preserve">        </w:t>
-      </w:r>
-      <w:proofErr w:type="spellStart"/>
-      <w:proofErr w:type="gramStart"/>
-      <w:r>
-        <w:t>exploration.ipynb</w:t>
-      </w:r>
-      <w:proofErr w:type="spellEnd"/>
-      <w:proofErr w:type="gramEnd"/>
-    </w:p>
-    <w:p>
-      <w:r>
-        <w:t xml:space="preserve">        </w:t>
-      </w:r>
-      <w:proofErr w:type="spellStart"/>
-      <w:r>
-        <w:t>model_</w:t>
-      </w:r>
-      <w:proofErr w:type="gramStart"/>
-      <w:r>
-        <w:t>comparison.ipynb</w:t>
-      </w:r>
-      <w:proofErr w:type="spellEnd"/>
-      <w:proofErr w:type="gramEnd"/>
-    </w:p>
-    <w:p/>
-    <w:p>
-      <w:r>
-        <w:t xml:space="preserve">    /</w:t>
-      </w:r>
-      <w:proofErr w:type="spellStart"/>
-      <w:r>
-        <w:t>src</w:t>
-      </w:r>
-      <w:proofErr w:type="spellEnd"/>
-    </w:p>
-    <w:p>
-      <w:r>
-        <w:t xml:space="preserve">        preprocessing.py</w:t>
-      </w:r>
-    </w:p>
-    <w:p>
-      <w:r>
-        <w:t xml:space="preserve">        features.py</w:t>
-      </w:r>
-    </w:p>
-    <w:p>
-      <w:r>
-        <w:t xml:space="preserve">        train.py</w:t>
-      </w:r>
-    </w:p>
-    <w:p>
-      <w:r>
-        <w:t xml:space="preserve">        evaluate.py</w:t>
-      </w:r>
-    </w:p>
-    <w:p>
-      <w:r>
-        <w:t xml:space="preserve">        predict.py</w:t>
-      </w:r>
-    </w:p>
-    <w:p/>
-    <w:p>
-      <w:r>
-        <w:t xml:space="preserve">    /models</w:t>
-      </w:r>
-    </w:p>
-    <w:p>
-      <w:r>
-        <w:t xml:space="preserve">        </w:t>
-      </w:r>
-      <w:proofErr w:type="spellStart"/>
-      <w:r>
-        <w:t>diagnosis_model.pkl</w:t>
-      </w:r>
-      <w:proofErr w:type="spellEnd"/>
-    </w:p>
-    <w:p>
-      <w:r>
-        <w:t xml:space="preserve">        </w:t>
-      </w:r>
-      <w:proofErr w:type="spellStart"/>
-      <w:r>
-        <w:t>repair_time_model.pkl</w:t>
-      </w:r>
-      <w:proofErr w:type="spellEnd"/>
-    </w:p>
-    <w:p/>
-    <w:p>
-      <w:r>
-        <w:t xml:space="preserve">    /api</w:t>
-      </w:r>
-    </w:p>
-    <w:p>
-      <w:r>
-        <w:t xml:space="preserve">        main.py</w:t>
-      </w:r>
-    </w:p>
-    <w:p/>
-    <w:p>
-      <w:r>
-        <w:t xml:space="preserve">    requirements.txt</w:t>
-      </w:r>
-    </w:p>
-    <w:p>
-      <w:r>
-        <w:t>E puoi veramente sperimentare.</w:t>
-      </w:r>
-    </w:p>
-    <w:p>
-      <w:r>
-        <w:t>Ad esempio:</w:t>
-      </w:r>
-    </w:p>
-    <w:p>
-      <w:r>
-        <w:t>Dataset</w:t>
+      <w:proofErr w:type="spellStart"/>
+      <w:r>
+        <w:t>train</w:t>
+      </w:r>
+      <w:proofErr w:type="spellEnd"/>
+      <w:r>
+        <w:t>/test split</w:t>
       </w:r>
     </w:p>
     <w:p>
@@ -1582,54 +1650,6 @@
       </w:r>
     </w:p>
     <w:p>
-      <w:proofErr w:type="spellStart"/>
-      <w:r>
-        <w:t>Pandas</w:t>
-      </w:r>
-      <w:proofErr w:type="spellEnd"/>
-    </w:p>
-    <w:p>
-      <w:r>
-        <w:t xml:space="preserve">   ↓</w:t>
-      </w:r>
-    </w:p>
-    <w:p>
-      <w:r>
-        <w:lastRenderedPageBreak/>
-        <w:t>pulizia</w:t>
-      </w:r>
-    </w:p>
-    <w:p>
-      <w:r>
-        <w:t xml:space="preserve">   ↓</w:t>
-      </w:r>
-    </w:p>
-    <w:p>
-      <w:r>
-        <w:t>feature engineering</w:t>
-      </w:r>
-    </w:p>
-    <w:p>
-      <w:r>
-        <w:t xml:space="preserve">   ↓</w:t>
-      </w:r>
-    </w:p>
-    <w:p>
-      <w:proofErr w:type="spellStart"/>
-      <w:r>
-        <w:t>train</w:t>
-      </w:r>
-      <w:proofErr w:type="spellEnd"/>
-      <w:r>
-        <w:t>/test split</w:t>
-      </w:r>
-    </w:p>
-    <w:p>
-      <w:r>
-        <w:t xml:space="preserve">   ↓</w:t>
-      </w:r>
-    </w:p>
-    <w:p>
       <w:r>
         <w:t xml:space="preserve">                    ┌─ </w:t>
       </w:r>
@@ -1639,66 +1659,56 @@
       </w:r>
       <w:proofErr w:type="spellEnd"/>
       <w:r>
+        <w:t xml:space="preserve"> Regression</w:t>
+      </w:r>
+    </w:p>
+    <w:p>
+      <w:r>
+        <w:t xml:space="preserve">                    </w:t>
+      </w:r>
+      <w:r>
+        <w:rPr>
+          <w:rFonts w:ascii="MS Gothic" w:eastAsia="MS Gothic" w:hAnsi="MS Gothic" w:cs="MS Gothic" w:hint="eastAsia"/>
+        </w:rPr>
+        <w:t>├</w:t>
+      </w:r>
+      <w:r>
+        <w:rPr>
+          <w:rFonts w:ascii="Aptos" w:hAnsi="Aptos" w:cs="Aptos"/>
+        </w:rPr>
+        <w:t>─</w:t>
+      </w:r>
+      <w:r>
+        <w:t xml:space="preserve"> Random Forest</w:t>
+      </w:r>
+    </w:p>
+    <w:p>
+      <w:r>
+        <w:t xml:space="preserve">                    </w:t>
+      </w:r>
+      <w:r>
+        <w:rPr>
+          <w:rFonts w:ascii="MS Gothic" w:eastAsia="MS Gothic" w:hAnsi="MS Gothic" w:cs="MS Gothic" w:hint="eastAsia"/>
+        </w:rPr>
+        <w:t>├</w:t>
+      </w:r>
+      <w:r>
+        <w:rPr>
+          <w:rFonts w:ascii="Aptos" w:hAnsi="Aptos" w:cs="Aptos"/>
+        </w:rPr>
+        <w:t>─</w:t>
+      </w:r>
+      <w:r>
         <w:t xml:space="preserve"> </w:t>
       </w:r>
       <w:proofErr w:type="spellStart"/>
       <w:r>
-        <w:t>Regression</w:t>
-      </w:r>
-      <w:proofErr w:type="spellEnd"/>
-    </w:p>
-    <w:p>
-      <w:r>
-        <w:t xml:space="preserve">                    </w:t>
-      </w:r>
-      <w:r>
-        <w:rPr>
-          <w:rFonts w:ascii="MS Gothic" w:eastAsia="MS Gothic" w:hAnsi="MS Gothic" w:cs="MS Gothic" w:hint="eastAsia"/>
-        </w:rPr>
-        <w:t>├</w:t>
-      </w:r>
-      <w:r>
-        <w:rPr>
-          <w:rFonts w:ascii="Aptos" w:hAnsi="Aptos" w:cs="Aptos"/>
-        </w:rPr>
-        <w:t>─</w:t>
-      </w:r>
-      <w:r>
-        <w:t xml:space="preserve"> Random Forest</w:t>
-      </w:r>
-    </w:p>
-    <w:p>
-      <w:r>
-        <w:t xml:space="preserve">                    </w:t>
-      </w:r>
-      <w:r>
-        <w:rPr>
-          <w:rFonts w:ascii="MS Gothic" w:eastAsia="MS Gothic" w:hAnsi="MS Gothic" w:cs="MS Gothic" w:hint="eastAsia"/>
-        </w:rPr>
-        <w:t>├</w:t>
-      </w:r>
-      <w:r>
-        <w:rPr>
-          <w:rFonts w:ascii="Aptos" w:hAnsi="Aptos" w:cs="Aptos"/>
-        </w:rPr>
-        <w:t>─</w:t>
-      </w:r>
-      <w:r>
-        <w:t xml:space="preserve"> </w:t>
-      </w:r>
-      <w:proofErr w:type="spellStart"/>
-      <w:r>
         <w:t>Gradient</w:t>
       </w:r>
       <w:proofErr w:type="spellEnd"/>
       <w:r>
-        <w:t xml:space="preserve"> </w:t>
-      </w:r>
-      <w:proofErr w:type="spellStart"/>
-      <w:r>
-        <w:t>Boosting</w:t>
-      </w:r>
-      <w:proofErr w:type="spellEnd"/>
+        <w:t xml:space="preserve"> Boosting</w:t>
+      </w:r>
     </w:p>
     <w:p>
       <w:r>
@@ -1753,7 +1763,7 @@
     <w:p>
       <w:r>
         <w:pict w14:anchorId="2C74013E">
-          <v:rect id="_x0000_i1102" style="width:0;height:1.5pt" o:hralign="center" o:hrstd="t" o:hr="t" fillcolor="#a0a0a0" stroked="f"/>
+          <v:rect id="_x0000_i1030" style="width:0;height:1.5pt" o:hralign="center" o:hrstd="t" o:hr="t" fillcolor="#a0a0a0" stroked="f"/>
         </w:pict>
       </w:r>
     </w:p>
@@ -1861,6 +1871,7 @@
     </w:p>
     <w:p>
       <w:r>
+        <w:lastRenderedPageBreak/>
         <w:t>Quindi possiamo effettivamente partire da un dataset pubblico di riparazioni.</w:t>
       </w:r>
     </w:p>
@@ -1891,14 +1902,223 @@
     </w:p>
     <w:p>
       <w:r>
+        <w:t>Ed è proprio questo che secondo me sarebbe un ottimo esercizio universitario/professionale.</w:t>
+      </w:r>
+    </w:p>
+    <w:p>
+      <w:r>
+        <w:pict w14:anchorId="796067F5">
+          <v:rect id="_x0000_i1031" style="width:0;height:1.5pt" o:hralign="center" o:hrstd="t" o:hr="t" fillcolor="#a0a0a0" stroked="f"/>
+        </w:pict>
+      </w:r>
+    </w:p>
+    <w:p>
+      <w:pPr>
+        <w:rPr>
+          <w:b/>
+          <w:bCs/>
+        </w:rPr>
+      </w:pPr>
+      <w:r>
+        <w:rPr>
+          <w:b/>
+          <w:bCs/>
+        </w:rPr>
+        <w:t>E gli utenti registrati?</w:t>
+      </w:r>
+    </w:p>
+    <w:p>
+      <w:r>
+        <w:t>Sì, assolutamente.</w:t>
+      </w:r>
+    </w:p>
+    <w:p>
+      <w:r>
+        <w:t xml:space="preserve">Ma farei una distinzione tra </w:t>
+      </w:r>
+      <w:r>
+        <w:rPr>
+          <w:b/>
+          <w:bCs/>
+        </w:rPr>
+        <w:t>dataset ML</w:t>
+      </w:r>
+      <w:r>
+        <w:t xml:space="preserve"> e </w:t>
+      </w:r>
+      <w:r>
+        <w:rPr>
+          <w:b/>
+          <w:bCs/>
+        </w:rPr>
+        <w:t>database applicativo</w:t>
+      </w:r>
+      <w:r>
+        <w:t>.</w:t>
+      </w:r>
+    </w:p>
+    <w:p>
+      <w:pPr>
+        <w:rPr>
+          <w:b/>
+          <w:bCs/>
+        </w:rPr>
+      </w:pPr>
+      <w:r>
+        <w:rPr>
+          <w:b/>
+          <w:bCs/>
+        </w:rPr>
+        <w:t>SQL Server dell'applicazione</w:t>
+      </w:r>
+    </w:p>
+    <w:p>
+      <w:r>
+        <w:t>Users</w:t>
+      </w:r>
+    </w:p>
+    <w:p>
+      <w:r>
+        <w:t>Customers</w:t>
+      </w:r>
+    </w:p>
+    <w:p>
+      <w:proofErr w:type="spellStart"/>
+      <w:r>
+        <w:t>Technicians</w:t>
+      </w:r>
+      <w:proofErr w:type="spellEnd"/>
+    </w:p>
+    <w:p>
+      <w:r>
+        <w:t>Devices</w:t>
+      </w:r>
+    </w:p>
+    <w:p>
+      <w:proofErr w:type="spellStart"/>
+      <w:r>
+        <w:t>Repairs</w:t>
+      </w:r>
+      <w:proofErr w:type="spellEnd"/>
+    </w:p>
+    <w:p>
+      <w:proofErr w:type="spellStart"/>
+      <w:r>
+        <w:t>Conversations</w:t>
+      </w:r>
+      <w:proofErr w:type="spellEnd"/>
+    </w:p>
+    <w:p>
+      <w:proofErr w:type="spellStart"/>
+      <w:r>
+        <w:t>Messages</w:t>
+      </w:r>
+      <w:proofErr w:type="spellEnd"/>
+    </w:p>
+    <w:p>
+      <w:proofErr w:type="spellStart"/>
+      <w:r>
+        <w:t>ConversationSummaries</w:t>
+      </w:r>
+      <w:proofErr w:type="spellEnd"/>
+    </w:p>
+    <w:p>
+      <w:r>
+        <w:t>KnowledgeDocuments</w:t>
+      </w:r>
+    </w:p>
+    <w:p>
+      <w:proofErr w:type="spellStart"/>
+      <w:r>
+        <w:t>RepairCases</w:t>
+      </w:r>
+      <w:proofErr w:type="spellEnd"/>
+    </w:p>
+    <w:p>
+      <w:proofErr w:type="spellStart"/>
+      <w:r>
+        <w:t>Notifications</w:t>
+      </w:r>
+      <w:proofErr w:type="spellEnd"/>
+    </w:p>
+    <w:p>
+      <w:pPr>
+        <w:rPr>
+          <w:b/>
+          <w:bCs/>
+        </w:rPr>
+      </w:pPr>
+      <w:r>
+        <w:rPr>
+          <w:b/>
+          <w:bCs/>
+        </w:rPr>
+        <w:t>Dataset ML</w:t>
+      </w:r>
+    </w:p>
+    <w:p>
+      <w:r>
+        <w:t>Potrebbe inizialmente essere:</w:t>
+      </w:r>
+    </w:p>
+    <w:p>
+      <w:r>
+        <w:t xml:space="preserve">Open </w:t>
+      </w:r>
+      <w:proofErr w:type="spellStart"/>
+      <w:r>
+        <w:t>Repair</w:t>
+      </w:r>
+      <w:proofErr w:type="spellEnd"/>
+      <w:r>
+        <w:t xml:space="preserve"> Alliance</w:t>
+      </w:r>
+    </w:p>
+    <w:p>
+      <w:r>
+        <w:t xml:space="preserve">       ↓</w:t>
+      </w:r>
+    </w:p>
+    <w:p>
+      <w:r>
+        <w:t>Python</w:t>
+      </w:r>
+    </w:p>
+    <w:p>
+      <w:r>
+        <w:t xml:space="preserve">       ↓</w:t>
+      </w:r>
+    </w:p>
+    <w:p>
+      <w:r>
+        <w:t xml:space="preserve">data </w:t>
+      </w:r>
+      <w:proofErr w:type="spellStart"/>
+      <w:r>
+        <w:t>preprocessing</w:t>
+      </w:r>
+      <w:proofErr w:type="spellEnd"/>
+    </w:p>
+    <w:p>
+      <w:r>
         <w:lastRenderedPageBreak/>
-        <w:t>Ed è proprio questo che secondo me sarebbe un ottimo esercizio universitario/professionale.</w:t>
-      </w:r>
-    </w:p>
-    <w:p>
-      <w:r>
-        <w:pict w14:anchorId="796067F5">
-          <v:rect id="_x0000_i1103" style="width:0;height:1.5pt" o:hralign="center" o:hrstd="t" o:hr="t" fillcolor="#a0a0a0" stroked="f"/>
+        <w:t xml:space="preserve">       ↓</w:t>
+      </w:r>
+    </w:p>
+    <w:p>
+      <w:r>
+        <w:t>dataset ML</w:t>
+      </w:r>
+    </w:p>
+    <w:p>
+      <w:r>
+        <w:t>Non devi per forza importare direttamente tutto nel database dell'applicazione.</w:t>
+      </w:r>
+    </w:p>
+    <w:p>
+      <w:r>
+        <w:pict w14:anchorId="02812A4D">
+          <v:rect id="_x0000_i1032" style="width:0;height:1.5pt" o:hralign="center" o:hrstd="t" o:hr="t" fillcolor="#a0a0a0" stroked="f"/>
         </w:pict>
       </w:r>
     </w:p>
@@ -1914,40 +2134,230 @@
           <w:b/>
           <w:bCs/>
         </w:rPr>
-        <w:t>E gli utenti registrati?</w:t>
-      </w:r>
-    </w:p>
-    <w:p>
-      <w:r>
-        <w:t>Sì, assolutamente.</w:t>
-      </w:r>
-    </w:p>
-    <w:p>
-      <w:r>
-        <w:t xml:space="preserve">Ma farei una distinzione tra </w:t>
-      </w:r>
-      <w:r>
-        <w:rPr>
-          <w:b/>
-          <w:bCs/>
-        </w:rPr>
-        <w:t>dataset ML</w:t>
-      </w:r>
-      <w:r>
-        <w:t xml:space="preserve"> e </w:t>
-      </w:r>
-      <w:r>
-        <w:rPr>
-          <w:b/>
-          <w:bCs/>
-        </w:rPr>
-        <w:t>database applicativo</w:t>
+        <w:t>Però puoi fare una cosa ancora migliore</w:t>
+      </w:r>
+    </w:p>
+    <w:p>
+      <w:r>
+        <w:t xml:space="preserve">Puoi creare </w:t>
+      </w:r>
+      <w:r>
+        <w:rPr>
+          <w:b/>
+          <w:bCs/>
+        </w:rPr>
+        <w:t>1000/5000 utenti demo automaticamente</w:t>
       </w:r>
       <w:r>
         <w:t>.</w:t>
       </w:r>
     </w:p>
     <w:p>
+      <w:r>
+        <w:t>Per esempio:</w:t>
+      </w:r>
+    </w:p>
+    <w:p>
+      <w:r>
+        <w:t>Customer 0001</w:t>
+      </w:r>
+    </w:p>
+    <w:p>
+      <w:r>
+        <w:t>Customer 0002</w:t>
+      </w:r>
+    </w:p>
+    <w:p>
+      <w:r>
+        <w:t>Customer 0003</w:t>
+      </w:r>
+    </w:p>
+    <w:p>
+      <w:r>
+        <w:t>...</w:t>
+      </w:r>
+    </w:p>
+    <w:p>
+      <w:r>
+        <w:t>Customer 5000</w:t>
+      </w:r>
+    </w:p>
+    <w:p>
+      <w:r>
+        <w:t>e generare/importare le loro riparazioni.</w:t>
+      </w:r>
+    </w:p>
+    <w:p>
+      <w:r>
+        <w:t>Poi avresti:</w:t>
+      </w:r>
+    </w:p>
+    <w:p>
+      <w:r>
+        <w:t>Customer</w:t>
+      </w:r>
+    </w:p>
+    <w:p>
+      <w:r>
+        <w:t xml:space="preserve">   │</w:t>
+      </w:r>
+    </w:p>
+    <w:p>
+      <w:r>
+        <w:t xml:space="preserve">   </w:t>
+      </w:r>
+      <w:r>
+        <w:rPr>
+          <w:rFonts w:ascii="MS Gothic" w:eastAsia="MS Gothic" w:hAnsi="MS Gothic" w:cs="MS Gothic" w:hint="eastAsia"/>
+        </w:rPr>
+        <w:t>├</w:t>
+      </w:r>
+      <w:r>
+        <w:rPr>
+          <w:rFonts w:ascii="Aptos" w:hAnsi="Aptos" w:cs="Aptos"/>
+        </w:rPr>
+        <w:t>──</w:t>
+      </w:r>
+      <w:r>
+        <w:t xml:space="preserve"> Device</w:t>
+      </w:r>
+    </w:p>
+    <w:p>
+      <w:r>
+        <w:t xml:space="preserve">   │</w:t>
+      </w:r>
+    </w:p>
+    <w:p>
+      <w:r>
+        <w:t xml:space="preserve">   </w:t>
+      </w:r>
+      <w:r>
+        <w:rPr>
+          <w:rFonts w:ascii="MS Gothic" w:eastAsia="MS Gothic" w:hAnsi="MS Gothic" w:cs="MS Gothic" w:hint="eastAsia"/>
+        </w:rPr>
+        <w:t>├</w:t>
+      </w:r>
+      <w:r>
+        <w:rPr>
+          <w:rFonts w:ascii="Aptos" w:hAnsi="Aptos" w:cs="Aptos"/>
+        </w:rPr>
+        <w:t>──</w:t>
+      </w:r>
+      <w:r>
+        <w:t xml:space="preserve"> </w:t>
+      </w:r>
+      <w:proofErr w:type="spellStart"/>
+      <w:r>
+        <w:t>Conversation</w:t>
+      </w:r>
+      <w:proofErr w:type="spellEnd"/>
+    </w:p>
+    <w:p>
+      <w:r>
+        <w:t xml:space="preserve">   │</w:t>
+      </w:r>
+    </w:p>
+    <w:p>
+      <w:r>
+        <w:t xml:space="preserve">   └── </w:t>
+      </w:r>
+      <w:proofErr w:type="spellStart"/>
+      <w:r>
+        <w:t>Repair</w:t>
+      </w:r>
+      <w:proofErr w:type="spellEnd"/>
+      <w:r>
+        <w:t xml:space="preserve"> history</w:t>
+      </w:r>
+    </w:p>
+    <w:p>
+      <w:r>
+        <w:t>Un cliente registrato potrebbe entrare nella sua area:</w:t>
+      </w:r>
+    </w:p>
+    <w:p>
+      <w:r>
+        <w:t>┌──────────────────────────────────────────┐</w:t>
+      </w:r>
+    </w:p>
+    <w:p>
+      <w:r>
+        <w:t>│ Ciao Mario                               │</w:t>
+      </w:r>
+    </w:p>
+    <w:p>
+      <w:r>
+        <w:t>│                                          │</w:t>
+      </w:r>
+    </w:p>
+    <w:p>
+      <w:r>
+        <w:t>│ Le tue richieste                         │</w:t>
+      </w:r>
+    </w:p>
+    <w:p>
+      <w:r>
+        <w:t>│                                          │</w:t>
+      </w:r>
+    </w:p>
+    <w:p>
+      <w:r>
+        <w:t>│ #</w:t>
+      </w:r>
+      <w:proofErr w:type="gramStart"/>
+      <w:r>
+        <w:t>1823  iPhone</w:t>
+      </w:r>
+      <w:proofErr w:type="gramEnd"/>
+      <w:r>
+        <w:t xml:space="preserve"> 13       In diagnosi       │</w:t>
+      </w:r>
+    </w:p>
+    <w:p>
+      <w:r>
+        <w:lastRenderedPageBreak/>
+        <w:t>│ #</w:t>
+      </w:r>
+      <w:proofErr w:type="gramStart"/>
+      <w:r>
+        <w:t>1642  MacBook</w:t>
+      </w:r>
+      <w:proofErr w:type="gramEnd"/>
+      <w:r>
+        <w:t xml:space="preserve"> Air     Completata        │</w:t>
+      </w:r>
+    </w:p>
+    <w:p>
+      <w:r>
+        <w:t>│                                          │</w:t>
+      </w:r>
+    </w:p>
+    <w:p>
+      <w:r>
+        <w:t xml:space="preserve">│ [Apri assistente </w:t>
+      </w:r>
+      <w:proofErr w:type="gramStart"/>
+      <w:r>
+        <w:t xml:space="preserve">AI]   </w:t>
+      </w:r>
+      <w:proofErr w:type="gramEnd"/>
+      <w:r>
+        <w:t xml:space="preserve">                  │</w:t>
+      </w:r>
+    </w:p>
+    <w:p>
+      <w:r>
+        <w:t>└──────────────────────────────────────────┘</w:t>
+      </w:r>
+    </w:p>
+    <w:p>
+      <w:r>
+        <w:pict w14:anchorId="30408F09">
+          <v:rect id="_x0000_i1033" style="width:0;height:1.5pt" o:hralign="center" o:hrstd="t" o:hr="t" fillcolor="#a0a0a0" stroked="f"/>
+        </w:pict>
+      </w:r>
+    </w:p>
+    <w:p>
       <w:pPr>
         <w:rPr>
           <w:b/>
@@ -1959,77 +2369,395 @@
           <w:b/>
           <w:bCs/>
         </w:rPr>
-        <w:t>SQL Server dell'applicazione</w:t>
-      </w:r>
-    </w:p>
-    <w:p>
-      <w:r>
-        <w:t>Users</w:t>
-      </w:r>
-    </w:p>
-    <w:p>
-      <w:r>
-        <w:t>Customers</w:t>
-      </w:r>
-    </w:p>
-    <w:p>
-      <w:proofErr w:type="spellStart"/>
-      <w:r>
-        <w:t>Technicians</w:t>
-      </w:r>
-      <w:proofErr w:type="spellEnd"/>
-    </w:p>
-    <w:p>
-      <w:r>
-        <w:t>Devices</w:t>
-      </w:r>
-    </w:p>
-    <w:p>
-      <w:proofErr w:type="spellStart"/>
-      <w:r>
-        <w:t>Repairs</w:t>
-      </w:r>
-      <w:proofErr w:type="spellEnd"/>
-    </w:p>
-    <w:p>
-      <w:proofErr w:type="spellStart"/>
-      <w:r>
-        <w:t>Conversations</w:t>
-      </w:r>
-      <w:proofErr w:type="spellEnd"/>
-    </w:p>
-    <w:p>
-      <w:proofErr w:type="spellStart"/>
-      <w:r>
-        <w:t>Messages</w:t>
-      </w:r>
-      <w:proofErr w:type="spellEnd"/>
-    </w:p>
-    <w:p>
-      <w:proofErr w:type="spellStart"/>
-      <w:r>
-        <w:t>ConversationSummaries</w:t>
-      </w:r>
-      <w:proofErr w:type="spellEnd"/>
-    </w:p>
-    <w:p>
-      <w:r>
-        <w:t>KnowledgeDocuments</w:t>
-      </w:r>
-    </w:p>
-    <w:p>
-      <w:proofErr w:type="spellStart"/>
-      <w:r>
-        <w:t>RepairCases</w:t>
-      </w:r>
-      <w:proofErr w:type="spellEnd"/>
-    </w:p>
-    <w:p>
-      <w:proofErr w:type="spellStart"/>
-      <w:r>
-        <w:t>Notifications</w:t>
-      </w:r>
-      <w:proofErr w:type="spellEnd"/>
+        <w:t>E la tua idea della conversazione finale è ottima</w:t>
+      </w:r>
+    </w:p>
+    <w:p>
+      <w:r>
+        <w:t>La farei così.</w:t>
+      </w:r>
+    </w:p>
+    <w:p>
+      <w:r>
+        <w:t>Il cliente apre:</w:t>
+      </w:r>
+    </w:p>
+    <w:p>
+      <w:r>
+        <w:rPr>
+          <w:b/>
+          <w:bCs/>
+        </w:rPr>
+        <w:t>"Nuova assistenza"</w:t>
+      </w:r>
+    </w:p>
+    <w:p>
+      <w:r>
+        <w:t>e parla con l'agente:</w:t>
+      </w:r>
+    </w:p>
+    <w:p>
+      <w:r>
+        <w:t>Cliente:</w:t>
+      </w:r>
+    </w:p>
+    <w:p>
+      <w:r>
+        <w:t>Il mio PC si spegne dopo circa 20 minuti.</w:t>
+      </w:r>
+    </w:p>
+    <w:p/>
+    <w:p>
+      <w:r>
+        <w:t>AI:</w:t>
+      </w:r>
+    </w:p>
+    <w:p>
+      <w:r>
+        <w:t>Succede anche quando stai eseguendo programmi pesanti?</w:t>
+      </w:r>
+    </w:p>
+    <w:p/>
+    <w:p>
+      <w:r>
+        <w:t>Cliente:</w:t>
+      </w:r>
+    </w:p>
+    <w:p>
+      <w:r>
+        <w:t>Sì, soprattutto quando gioco.</w:t>
+      </w:r>
+    </w:p>
+    <w:p/>
+    <w:p>
+      <w:r>
+        <w:t>AI:</w:t>
+      </w:r>
+    </w:p>
+    <w:p>
+      <w:r>
+        <w:t>Hai notato se le ventole aumentano molto la velocità?</w:t>
+      </w:r>
+    </w:p>
+    <w:p/>
+    <w:p>
+      <w:r>
+        <w:t>Cliente:</w:t>
+      </w:r>
+    </w:p>
+    <w:p>
+      <w:r>
+        <w:t>Sì.</w:t>
+      </w:r>
+    </w:p>
+    <w:p>
+      <w:r>
+        <w:t>L'agente raccoglie progressivamente informazioni strutturate:</w:t>
+      </w:r>
+    </w:p>
+    <w:p>
+      <w:r>
+        <w:t>Device = PC</w:t>
+      </w:r>
+    </w:p>
+    <w:p>
+      <w:proofErr w:type="spellStart"/>
+      <w:r>
+        <w:t>Issue</w:t>
+      </w:r>
+      <w:proofErr w:type="spellEnd"/>
+      <w:r>
+        <w:t xml:space="preserve"> = spegnimento improvviso</w:t>
+      </w:r>
+    </w:p>
+    <w:p>
+      <w:r>
+        <w:t>Load = gaming</w:t>
+      </w:r>
+    </w:p>
+    <w:p>
+      <w:r>
+        <w:t xml:space="preserve">Fan </w:t>
+      </w:r>
+      <w:proofErr w:type="spellStart"/>
+      <w:r>
+        <w:t>noise</w:t>
+      </w:r>
+      <w:proofErr w:type="spellEnd"/>
+      <w:r>
+        <w:t xml:space="preserve"> = high</w:t>
+      </w:r>
+    </w:p>
+    <w:p>
+      <w:proofErr w:type="spellStart"/>
+      <w:r>
+        <w:lastRenderedPageBreak/>
+        <w:t>Possible</w:t>
+      </w:r>
+      <w:proofErr w:type="spellEnd"/>
+      <w:r>
+        <w:t xml:space="preserve"> </w:t>
+      </w:r>
+      <w:proofErr w:type="spellStart"/>
+      <w:r>
+        <w:t>category</w:t>
+      </w:r>
+      <w:proofErr w:type="spellEnd"/>
+      <w:r>
+        <w:t xml:space="preserve"> = </w:t>
+      </w:r>
+      <w:proofErr w:type="spellStart"/>
+      <w:r>
+        <w:t>overheating</w:t>
+      </w:r>
+      <w:proofErr w:type="spellEnd"/>
+    </w:p>
+    <w:p>
+      <w:r>
+        <w:t>Alla fine:</w:t>
+      </w:r>
+    </w:p>
+    <w:p>
+      <w:r>
+        <w:t>CONVERSAZIONE CONCLUSA</w:t>
+      </w:r>
+    </w:p>
+    <w:p/>
+    <w:p>
+      <w:r>
+        <w:t xml:space="preserve">                    ↓</w:t>
+      </w:r>
+    </w:p>
+    <w:p/>
+    <w:p>
+      <w:r>
+        <w:t xml:space="preserve">        AI genera il riepilogo</w:t>
+      </w:r>
+    </w:p>
+    <w:p/>
+    <w:p>
+      <w:r>
+        <w:t xml:space="preserve">                    ↓</w:t>
+      </w:r>
+    </w:p>
+    <w:p/>
+    <w:p>
+      <w:r>
+        <w:t>┌─────────────────────────────────────┐</w:t>
+      </w:r>
+    </w:p>
+    <w:p>
+      <w:r>
+        <w:t>│ Problema segnalato                  │</w:t>
+      </w:r>
+    </w:p>
+    <w:p>
+      <w:r>
+        <w:t>│                                     │</w:t>
+      </w:r>
+    </w:p>
+    <w:p>
+      <w:r>
+        <w:t xml:space="preserve">│ PC con spegnimenti durante </w:t>
+      </w:r>
+      <w:proofErr w:type="gramStart"/>
+      <w:r>
+        <w:t>carichi  │</w:t>
+      </w:r>
+      <w:proofErr w:type="gramEnd"/>
+    </w:p>
+    <w:p>
+      <w:r>
+        <w:t>│ elevati. Il cliente riferisce       │</w:t>
+      </w:r>
+    </w:p>
+    <w:p>
+      <w:r>
+        <w:t>│ aumento della velocità delle ventole│</w:t>
+      </w:r>
+    </w:p>
+    <w:p>
+      <w:r>
+        <w:t>│ prima dello spegnimento.            │</w:t>
+      </w:r>
+    </w:p>
+    <w:p>
+      <w:r>
+        <w:t>│                                     │</w:t>
+      </w:r>
+    </w:p>
+    <w:p>
+      <w:r>
+        <w:t>│ Possibile causa: surriscaldamento.  │</w:t>
+      </w:r>
+    </w:p>
+    <w:p>
+      <w:r>
+        <w:t>│                                     │</w:t>
+      </w:r>
+    </w:p>
+    <w:p>
+      <w:r>
+        <w:t>│ Da verificare: temperature CPU/GPU, │</w:t>
+      </w:r>
+    </w:p>
+    <w:p>
+      <w:r>
+        <w:t>│ sistema di raffreddamento e         │</w:t>
+      </w:r>
+    </w:p>
+    <w:p>
+      <w:r>
+        <w:t>│ alimentazione.                      │</w:t>
+      </w:r>
+    </w:p>
+    <w:p>
+      <w:r>
+        <w:t>└─────────────────────────────────────┘</w:t>
+      </w:r>
+    </w:p>
+    <w:p>
+      <w:r>
+        <w:t>E poi:</w:t>
+      </w:r>
+    </w:p>
+    <w:p>
+      <w:r>
+        <w:t xml:space="preserve">              </w:t>
+      </w:r>
+      <w:proofErr w:type="spellStart"/>
+      <w:r>
+        <w:t>Conversation</w:t>
+      </w:r>
+      <w:proofErr w:type="spellEnd"/>
+    </w:p>
+    <w:p>
+      <w:r>
+        <w:t xml:space="preserve">                    │</w:t>
+      </w:r>
+    </w:p>
+    <w:p>
+      <w:r>
+        <w:t xml:space="preserve">          ┌─────────</w:t>
+      </w:r>
+      <w:r>
+        <w:rPr>
+          <w:rFonts w:ascii="MS Gothic" w:eastAsia="MS Gothic" w:hAnsi="MS Gothic" w:cs="MS Gothic" w:hint="eastAsia"/>
+        </w:rPr>
+        <w:t>┴</w:t>
+      </w:r>
+      <w:r>
+        <w:rPr>
+          <w:rFonts w:ascii="Aptos" w:hAnsi="Aptos" w:cs="Aptos"/>
+        </w:rPr>
+        <w:t>─────────┐</w:t>
+      </w:r>
+    </w:p>
+    <w:p>
+      <w:r>
+        <w:t xml:space="preserve">          </w:t>
+      </w:r>
+      <w:r>
+        <w:rPr>
+          <w:rFonts w:ascii="Arial" w:hAnsi="Arial" w:cs="Arial"/>
+        </w:rPr>
+        <w:t>▼</w:t>
+      </w:r>
+      <w:r>
+        <w:t xml:space="preserve">                   </w:t>
+      </w:r>
+      <w:r>
+        <w:rPr>
+          <w:rFonts w:ascii="Arial" w:hAnsi="Arial" w:cs="Arial"/>
+        </w:rPr>
+        <w:t>▼</w:t>
+      </w:r>
+    </w:p>
+    <w:p>
+      <w:r>
+        <w:lastRenderedPageBreak/>
+        <w:t xml:space="preserve">      Customer              Technician</w:t>
+      </w:r>
+    </w:p>
+    <w:p>
+      <w:r>
+        <w:t xml:space="preserve">          │                   │</w:t>
+      </w:r>
+    </w:p>
+    <w:p>
+      <w:r>
+        <w:t xml:space="preserve">          </w:t>
+      </w:r>
+      <w:r>
+        <w:rPr>
+          <w:rFonts w:ascii="Arial" w:hAnsi="Arial" w:cs="Arial"/>
+        </w:rPr>
+        <w:t>▼</w:t>
+      </w:r>
+      <w:r>
+        <w:t xml:space="preserve">                   </w:t>
+      </w:r>
+      <w:r>
+        <w:rPr>
+          <w:rFonts w:ascii="Arial" w:hAnsi="Arial" w:cs="Arial"/>
+        </w:rPr>
+        <w:t>▼</w:t>
+      </w:r>
+    </w:p>
+    <w:p>
+      <w:r>
+        <w:t xml:space="preserve">   area personale        area tecnico</w:t>
+      </w:r>
+    </w:p>
+    <w:p>
+      <w:r>
+        <w:t xml:space="preserve">          │                   │</w:t>
+      </w:r>
+    </w:p>
+    <w:p>
+      <w:r>
+        <w:t xml:space="preserve">          └───────</w:t>
+      </w:r>
+      <w:r>
+        <w:rPr>
+          <w:rFonts w:ascii="MS Gothic" w:eastAsia="MS Gothic" w:hAnsi="MS Gothic" w:cs="MS Gothic" w:hint="eastAsia"/>
+        </w:rPr>
+        <w:t>┬</w:t>
+      </w:r>
+      <w:r>
+        <w:rPr>
+          <w:rFonts w:ascii="Aptos" w:hAnsi="Aptos" w:cs="Aptos"/>
+        </w:rPr>
+        <w:t>───────────┘</w:t>
+      </w:r>
+    </w:p>
+    <w:p>
+      <w:r>
+        <w:t xml:space="preserve">                  </w:t>
+      </w:r>
+      <w:r>
+        <w:rPr>
+          <w:rFonts w:ascii="Arial" w:hAnsi="Arial" w:cs="Arial"/>
+        </w:rPr>
+        <w:t>▼</w:t>
+      </w:r>
+    </w:p>
+    <w:p>
+      <w:r>
+        <w:t xml:space="preserve">                </w:t>
+      </w:r>
+      <w:proofErr w:type="gramStart"/>
+      <w:r>
+        <w:t>Email</w:t>
+      </w:r>
+      <w:proofErr w:type="gramEnd"/>
+    </w:p>
+    <w:p>
+      <w:r>
+        <w:pict w14:anchorId="37BC158D">
+          <v:rect id="_x0000_i1034" style="width:0;height:1.5pt" o:hralign="center" o:hrstd="t" o:hr="t" fillcolor="#a0a0a0" stroked="f"/>
+        </w:pict>
+      </w:r>
     </w:p>
     <w:p>
       <w:pPr>
@@ -2043,25 +2771,26 @@
           <w:b/>
           <w:bCs/>
         </w:rPr>
-        <w:t>Dataset ML</w:t>
-      </w:r>
-    </w:p>
-    <w:p>
-      <w:r>
-        <w:t>Potrebbe inizialmente essere:</w:t>
-      </w:r>
-    </w:p>
-    <w:p>
-      <w:r>
-        <w:t xml:space="preserve">Open </w:t>
-      </w:r>
-      <w:proofErr w:type="spellStart"/>
-      <w:r>
-        <w:t>Repair</w:t>
-      </w:r>
-      <w:proofErr w:type="spellEnd"/>
-      <w:r>
-        <w:t xml:space="preserve"> Alliance</w:t>
+        <w:t>Ma aggiungerei una cosa fondamentale</w:t>
+      </w:r>
+    </w:p>
+    <w:p>
+      <w:r>
+        <w:rPr>
+          <w:b/>
+          <w:bCs/>
+        </w:rPr>
+        <w:t>Non manderei direttamente la diagnosi definitiva al cliente.</w:t>
+      </w:r>
+    </w:p>
+    <w:p>
+      <w:r>
+        <w:t>L'AI dovrebbe distinguere:</w:t>
+      </w:r>
+    </w:p>
+    <w:p>
+      <w:r>
+        <w:t>Informazioni raccolte</w:t>
       </w:r>
     </w:p>
     <w:p>
@@ -2071,7 +2800,7 @@
     </w:p>
     <w:p>
       <w:r>
-        <w:t>Python</w:t>
+        <w:t>Ipotesi</w:t>
       </w:r>
     </w:p>
     <w:p>
@@ -2081,13 +2810,8 @@
     </w:p>
     <w:p>
       <w:r>
-        <w:t xml:space="preserve">data </w:t>
-      </w:r>
-      <w:proofErr w:type="spellStart"/>
-      <w:r>
-        <w:t>preprocessing</w:t>
-      </w:r>
-      <w:proofErr w:type="spellEnd"/>
+        <w:t>Tecnico verifica</w:t>
+      </w:r>
     </w:p>
     <w:p>
       <w:r>
@@ -2096,18 +2820,38 @@
     </w:p>
     <w:p>
       <w:r>
-        <w:t>dataset ML</w:t>
-      </w:r>
-    </w:p>
-    <w:p>
-      <w:r>
-        <w:t>Non devi per forza importare direttamente tutto nel database dell'applicazione.</w:t>
-      </w:r>
-    </w:p>
-    <w:p>
-      <w:r>
-        <w:pict w14:anchorId="02812A4D">
-          <v:rect id="_x0000_i1104" style="width:0;height:1.5pt" o:hralign="center" o:hrstd="t" o:hr="t" fillcolor="#a0a0a0" stroked="f"/>
+        <w:t>Diagnosi definitiva</w:t>
+      </w:r>
+    </w:p>
+    <w:p>
+      <w:r>
+        <w:t>Quindi:</w:t>
+      </w:r>
+    </w:p>
+    <w:p>
+      <w:r>
+        <w:t>"Il problema potrebbe essere legato al surriscaldamento"</w:t>
+      </w:r>
+    </w:p>
+    <w:p>
+      <w:r>
+        <w:t>è diverso da:</w:t>
+      </w:r>
+    </w:p>
+    <w:p>
+      <w:r>
+        <w:t>"La CPU è guasta."</w:t>
+      </w:r>
+    </w:p>
+    <w:p>
+      <w:r>
+        <w:t>Questo rende anche il progetto tecnicamente più serio.</w:t>
+      </w:r>
+    </w:p>
+    <w:p>
+      <w:r>
+        <w:pict w14:anchorId="4593A56D">
+          <v:rect id="_x0000_i1035" style="width:0;height:1.5pt" o:hralign="center" o:hrstd="t" o:hr="t" fillcolor="#a0a0a0" stroked="f"/>
         </w:pict>
       </w:r>
     </w:p>
@@ -2123,20 +2867,322 @@
           <w:b/>
           <w:bCs/>
         </w:rPr>
-        <w:t>Però puoi fare una cosa ancora migliore</w:t>
+        <w:t>E potremmo avere un "AI Technician Assistant"</w:t>
+      </w:r>
+    </w:p>
+    <w:p>
+      <w:r>
+        <w:t>Questa secondo me sarebbe la parte più bella.</w:t>
+      </w:r>
+    </w:p>
+    <w:p>
+      <w:r>
+        <w:t>Il cliente parla con l'AI:</w:t>
+      </w:r>
+    </w:p>
+    <w:p>
+      <w:r>
+        <w:t>Cliente</w:t>
       </w:r>
     </w:p>
     <w:p>
       <w:r>
         <w:lastRenderedPageBreak/>
-        <w:t xml:space="preserve">Puoi creare </w:t>
-      </w:r>
-      <w:r>
-        <w:rPr>
-          <w:b/>
-          <w:bCs/>
-        </w:rPr>
-        <w:t>1000/5000 utenti demo automaticamente</w:t>
+        <w:t xml:space="preserve">   ↓</w:t>
+      </w:r>
+    </w:p>
+    <w:p>
+      <w:proofErr w:type="gramStart"/>
+      <w:r>
+        <w:t>AI</w:t>
+      </w:r>
+      <w:proofErr w:type="gramEnd"/>
+      <w:r>
+        <w:t xml:space="preserve"> Agent</w:t>
+      </w:r>
+    </w:p>
+    <w:p>
+      <w:r>
+        <w:t xml:space="preserve">   ↓</w:t>
+      </w:r>
+    </w:p>
+    <w:p>
+      <w:r>
+        <w:t>raccolta informazioni</w:t>
+      </w:r>
+    </w:p>
+    <w:p>
+      <w:r>
+        <w:t xml:space="preserve">   ↓</w:t>
+      </w:r>
+    </w:p>
+    <w:p>
+      <w:r>
+        <w:t>RAG</w:t>
+      </w:r>
+    </w:p>
+    <w:p>
+      <w:r>
+        <w:t xml:space="preserve">   ↓</w:t>
+      </w:r>
+    </w:p>
+    <w:p>
+      <w:r>
+        <w:t>casistica precedente</w:t>
+      </w:r>
+    </w:p>
+    <w:p>
+      <w:r>
+        <w:t xml:space="preserve">   ↓</w:t>
+      </w:r>
+    </w:p>
+    <w:p>
+      <w:r>
+        <w:t>riepilogo</w:t>
+      </w:r>
+    </w:p>
+    <w:p>
+      <w:r>
+        <w:t xml:space="preserve">   ↓</w:t>
+      </w:r>
+    </w:p>
+    <w:p>
+      <w:r>
+        <w:t>Tecnico</w:t>
+      </w:r>
+    </w:p>
+    <w:p>
+      <w:r>
+        <w:t>Il tecnico apre la richiesta e vede:</w:t>
+      </w:r>
+    </w:p>
+    <w:p>
+      <w:r>
+        <w:t>AI SUMMARY</w:t>
+      </w:r>
+    </w:p>
+    <w:p/>
+    <w:p>
+      <w:r>
+        <w:t>Device:</w:t>
+      </w:r>
+    </w:p>
+    <w:p>
+      <w:r>
+        <w:t>Lenovo Legion 5</w:t>
+      </w:r>
+    </w:p>
+    <w:p/>
+    <w:p>
+      <w:proofErr w:type="spellStart"/>
+      <w:r>
+        <w:t>Problem</w:t>
+      </w:r>
+      <w:proofErr w:type="spellEnd"/>
+      <w:r>
+        <w:t>:</w:t>
+      </w:r>
+    </w:p>
+    <w:p>
+      <w:r>
+        <w:t>Spegnimento durante gaming</w:t>
+      </w:r>
+    </w:p>
+    <w:p/>
+    <w:p>
+      <w:proofErr w:type="spellStart"/>
+      <w:r>
+        <w:t>Symptoms</w:t>
+      </w:r>
+      <w:proofErr w:type="spellEnd"/>
+      <w:r>
+        <w:t>:</w:t>
+      </w:r>
+    </w:p>
+    <w:p>
+      <w:r>
+        <w:t>- spegnimento dopo ~20 min</w:t>
+      </w:r>
+    </w:p>
+    <w:p>
+      <w:r>
+        <w:t>- ventole rumorose</w:t>
+      </w:r>
+    </w:p>
+    <w:p>
+      <w:r>
+        <w:t>- problema riproducibile sotto carico</w:t>
+      </w:r>
+    </w:p>
+    <w:p/>
+    <w:p>
+      <w:proofErr w:type="spellStart"/>
+      <w:r>
+        <w:t>Similar</w:t>
+      </w:r>
+      <w:proofErr w:type="spellEnd"/>
+      <w:r>
+        <w:t xml:space="preserve"> </w:t>
+      </w:r>
+      <w:proofErr w:type="spellStart"/>
+      <w:r>
+        <w:t>previous</w:t>
+      </w:r>
+      <w:proofErr w:type="spellEnd"/>
+      <w:r>
+        <w:t xml:space="preserve"> </w:t>
+      </w:r>
+      <w:proofErr w:type="spellStart"/>
+      <w:r>
+        <w:t>cases</w:t>
+      </w:r>
+      <w:proofErr w:type="spellEnd"/>
+      <w:r>
+        <w:t>:</w:t>
+      </w:r>
+    </w:p>
+    <w:p>
+      <w:r>
+        <w:t>#421</w:t>
+      </w:r>
+    </w:p>
+    <w:p>
+      <w:r>
+        <w:t>#638</w:t>
+      </w:r>
+    </w:p>
+    <w:p>
+      <w:r>
+        <w:lastRenderedPageBreak/>
+        <w:t>#901</w:t>
+      </w:r>
+    </w:p>
+    <w:p/>
+    <w:p>
+      <w:proofErr w:type="spellStart"/>
+      <w:r>
+        <w:t>Possible</w:t>
+      </w:r>
+      <w:proofErr w:type="spellEnd"/>
+      <w:r>
+        <w:t xml:space="preserve"> </w:t>
+      </w:r>
+      <w:proofErr w:type="spellStart"/>
+      <w:r>
+        <w:t>causes</w:t>
+      </w:r>
+      <w:proofErr w:type="spellEnd"/>
+      <w:r>
+        <w:t>:</w:t>
+      </w:r>
+    </w:p>
+    <w:p>
+      <w:r>
+        <w:t xml:space="preserve">1. Thermal </w:t>
+      </w:r>
+      <w:proofErr w:type="spellStart"/>
+      <w:r>
+        <w:t>throttling</w:t>
+      </w:r>
+      <w:proofErr w:type="spellEnd"/>
+      <w:r>
+        <w:t xml:space="preserve"> / </w:t>
+      </w:r>
+      <w:proofErr w:type="spellStart"/>
+      <w:r>
+        <w:t>overheating</w:t>
+      </w:r>
+      <w:proofErr w:type="spellEnd"/>
+    </w:p>
+    <w:p>
+      <w:r>
+        <w:t xml:space="preserve">2. Cooling system </w:t>
+      </w:r>
+      <w:proofErr w:type="spellStart"/>
+      <w:r>
+        <w:t>issue</w:t>
+      </w:r>
+      <w:proofErr w:type="spellEnd"/>
+    </w:p>
+    <w:p>
+      <w:r>
+        <w:t xml:space="preserve">3. PSU </w:t>
+      </w:r>
+      <w:proofErr w:type="spellStart"/>
+      <w:r>
+        <w:t>issue</w:t>
+      </w:r>
+      <w:proofErr w:type="spellEnd"/>
+    </w:p>
+    <w:p/>
+    <w:p>
+      <w:proofErr w:type="spellStart"/>
+      <w:r>
+        <w:t>Suggested</w:t>
+      </w:r>
+      <w:proofErr w:type="spellEnd"/>
+      <w:r>
+        <w:t xml:space="preserve"> checks:</w:t>
+      </w:r>
+    </w:p>
+    <w:p>
+      <w:r>
+        <w:t>- CPU temperature</w:t>
+      </w:r>
+    </w:p>
+    <w:p>
+      <w:r>
+        <w:t>- GPU temperature</w:t>
+      </w:r>
+    </w:p>
+    <w:p>
+      <w:r>
+        <w:t xml:space="preserve">- fan </w:t>
+      </w:r>
+      <w:proofErr w:type="spellStart"/>
+      <w:r>
+        <w:t>operation</w:t>
+      </w:r>
+      <w:proofErr w:type="spellEnd"/>
+    </w:p>
+    <w:p>
+      <w:r>
+        <w:t xml:space="preserve">- </w:t>
+      </w:r>
+      <w:proofErr w:type="spellStart"/>
+      <w:r>
+        <w:t>thermal</w:t>
+      </w:r>
+      <w:proofErr w:type="spellEnd"/>
+      <w:r>
+        <w:t xml:space="preserve"> paste</w:t>
+      </w:r>
+    </w:p>
+    <w:p>
+      <w:r>
+        <w:t>Il tecnico può poi dire:</w:t>
+      </w:r>
+    </w:p>
+    <w:p>
+      <w:r>
+        <w:t>Diagnosi confermata: dissipatore ostruito.</w:t>
+      </w:r>
+    </w:p>
+    <w:p>
+      <w:r>
+        <w:t>E quella informazione viene salvata.</w:t>
+      </w:r>
+    </w:p>
+    <w:p>
+      <w:r>
+        <w:t xml:space="preserve">Quindi </w:t>
+      </w:r>
+      <w:r>
+        <w:rPr>
+          <w:b/>
+          <w:bCs/>
+        </w:rPr>
+        <w:t>l'esperienza del tecnico entra nel patrimonio informativo del sistema</w:t>
       </w:r>
       <w:r>
         <w:t>.</w:t>
@@ -2144,205 +3190,8 @@
     </w:p>
     <w:p>
       <w:r>
-        <w:t>Per esempio:</w:t>
-      </w:r>
-    </w:p>
-    <w:p>
-      <w:r>
-        <w:t>Customer 0001</w:t>
-      </w:r>
-    </w:p>
-    <w:p>
-      <w:r>
-        <w:t>Customer 0002</w:t>
-      </w:r>
-    </w:p>
-    <w:p>
-      <w:r>
-        <w:t>Customer 0003</w:t>
-      </w:r>
-    </w:p>
-    <w:p>
-      <w:r>
-        <w:t>...</w:t>
-      </w:r>
-    </w:p>
-    <w:p>
-      <w:r>
-        <w:t>Customer 5000</w:t>
-      </w:r>
-    </w:p>
-    <w:p>
-      <w:r>
-        <w:t>e generare/importare le loro riparazioni.</w:t>
-      </w:r>
-    </w:p>
-    <w:p>
-      <w:r>
-        <w:t>Poi avresti:</w:t>
-      </w:r>
-    </w:p>
-    <w:p>
-      <w:r>
-        <w:t>Customer</w:t>
-      </w:r>
-    </w:p>
-    <w:p>
-      <w:r>
-        <w:t xml:space="preserve">   │</w:t>
-      </w:r>
-    </w:p>
-    <w:p>
-      <w:r>
-        <w:t xml:space="preserve">   </w:t>
-      </w:r>
-      <w:r>
-        <w:rPr>
-          <w:rFonts w:ascii="MS Gothic" w:eastAsia="MS Gothic" w:hAnsi="MS Gothic" w:cs="MS Gothic" w:hint="eastAsia"/>
-        </w:rPr>
-        <w:t>├</w:t>
-      </w:r>
-      <w:r>
-        <w:rPr>
-          <w:rFonts w:ascii="Aptos" w:hAnsi="Aptos" w:cs="Aptos"/>
-        </w:rPr>
-        <w:t>──</w:t>
-      </w:r>
-      <w:r>
-        <w:t xml:space="preserve"> Device</w:t>
-      </w:r>
-    </w:p>
-    <w:p>
-      <w:r>
-        <w:t xml:space="preserve">   │</w:t>
-      </w:r>
-    </w:p>
-    <w:p>
-      <w:r>
-        <w:t xml:space="preserve">   </w:t>
-      </w:r>
-      <w:r>
-        <w:rPr>
-          <w:rFonts w:ascii="MS Gothic" w:eastAsia="MS Gothic" w:hAnsi="MS Gothic" w:cs="MS Gothic" w:hint="eastAsia"/>
-        </w:rPr>
-        <w:t>├</w:t>
-      </w:r>
-      <w:r>
-        <w:rPr>
-          <w:rFonts w:ascii="Aptos" w:hAnsi="Aptos" w:cs="Aptos"/>
-        </w:rPr>
-        <w:t>──</w:t>
-      </w:r>
-      <w:r>
-        <w:t xml:space="preserve"> </w:t>
-      </w:r>
-      <w:proofErr w:type="spellStart"/>
-      <w:r>
-        <w:t>Conversation</w:t>
-      </w:r>
-      <w:proofErr w:type="spellEnd"/>
-    </w:p>
-    <w:p>
-      <w:r>
-        <w:t xml:space="preserve">   │</w:t>
-      </w:r>
-    </w:p>
-    <w:p>
-      <w:r>
-        <w:t xml:space="preserve">   └── </w:t>
-      </w:r>
-      <w:proofErr w:type="spellStart"/>
-      <w:r>
-        <w:t>Repair</w:t>
-      </w:r>
-      <w:proofErr w:type="spellEnd"/>
-      <w:r>
-        <w:t xml:space="preserve"> history</w:t>
-      </w:r>
-    </w:p>
-    <w:p>
-      <w:r>
-        <w:t>Un cliente registrato potrebbe entrare nella sua area:</w:t>
-      </w:r>
-    </w:p>
-    <w:p>
-      <w:r>
-        <w:t>┌──────────────────────────────────────────┐</w:t>
-      </w:r>
-    </w:p>
-    <w:p>
-      <w:r>
-        <w:t>│ Ciao Mario                               │</w:t>
-      </w:r>
-    </w:p>
-    <w:p>
-      <w:r>
-        <w:t>│                                          │</w:t>
-      </w:r>
-    </w:p>
-    <w:p>
-      <w:r>
-        <w:t>│ Le tue richieste                         │</w:t>
-      </w:r>
-    </w:p>
-    <w:p>
-      <w:r>
-        <w:t>│                                          │</w:t>
-      </w:r>
-    </w:p>
-    <w:p>
-      <w:r>
-        <w:t>│ #</w:t>
-      </w:r>
-      <w:proofErr w:type="gramStart"/>
-      <w:r>
-        <w:t>1823  iPhone</w:t>
-      </w:r>
-      <w:proofErr w:type="gramEnd"/>
-      <w:r>
-        <w:t xml:space="preserve"> 13       In diagnosi       │</w:t>
-      </w:r>
-    </w:p>
-    <w:p>
-      <w:r>
-        <w:t>│ #</w:t>
-      </w:r>
-      <w:proofErr w:type="gramStart"/>
-      <w:r>
-        <w:t>1642  MacBook</w:t>
-      </w:r>
-      <w:proofErr w:type="gramEnd"/>
-      <w:r>
-        <w:t xml:space="preserve"> Air     Completata        │</w:t>
-      </w:r>
-    </w:p>
-    <w:p>
-      <w:r>
-        <w:t>│                                          │</w:t>
-      </w:r>
-    </w:p>
-    <w:p>
-      <w:r>
-        <w:t xml:space="preserve">│ [Apri assistente </w:t>
-      </w:r>
-      <w:proofErr w:type="gramStart"/>
-      <w:r>
-        <w:t xml:space="preserve">AI]   </w:t>
-      </w:r>
-      <w:proofErr w:type="gramEnd"/>
-      <w:r>
-        <w:t xml:space="preserve">                  │</w:t>
-      </w:r>
-    </w:p>
-    <w:p>
-      <w:r>
-        <w:t>└──────────────────────────────────────────┘</w:t>
-      </w:r>
-    </w:p>
-    <w:p>
-      <w:r>
-        <w:pict w14:anchorId="30408F09">
-          <v:rect id="_x0000_i1105" style="width:0;height:1.5pt" o:hralign="center" o:hrstd="t" o:hr="t" fillcolor="#a0a0a0" stroked="f"/>
+        <w:pict w14:anchorId="4C3E3351">
+          <v:rect id="_x0000_i1036" style="width:0;height:1.5pt" o:hralign="center" o:hrstd="t" o:hr="t" fillcolor="#a0a0a0" stroked="f"/>
         </w:pict>
       </w:r>
     </w:p>
@@ -2358,820 +3207,91 @@
           <w:b/>
           <w:bCs/>
         </w:rPr>
+        <w:t>A questo punto il progetto avrebbe tre livelli AI</w:t>
+      </w:r>
+    </w:p>
+    <w:p>
+      <w:r>
+        <w:rPr>
+          <w:b/>
+          <w:bCs/>
+        </w:rPr>
+        <w:t>Livello 1 — RAG</w:t>
+      </w:r>
+    </w:p>
+    <w:p>
+      <w:r>
+        <w:t>"Trova informazioni pertinenti nei documenti e nelle riparazioni precedenti."</w:t>
+      </w:r>
+    </w:p>
+    <w:p>
+      <w:r>
+        <w:rPr>
+          <w:b/>
+          <w:bCs/>
+        </w:rPr>
+        <w:t>Livello 2 — LLM Agent</w:t>
+      </w:r>
+    </w:p>
+    <w:p>
+      <w:r>
+        <w:t>"Conduci la conversazione, fai domande, estrai informazioni e produci il riepilogo."</w:t>
+      </w:r>
+    </w:p>
+    <w:p>
+      <w:r>
+        <w:rPr>
+          <w:b/>
+          <w:bCs/>
+        </w:rPr>
+        <w:t>Livello 3 — Machine Learning</w:t>
+      </w:r>
+    </w:p>
+    <w:p>
+      <w:r>
+        <w:t>"Usa i dati storici strutturati per fare previsioni/classificazioni."</w:t>
+      </w:r>
+    </w:p>
+    <w:p>
+      <w:r>
+        <w:t>E questo, secondo me, è molto più vicino a quello che stavi cercando.</w:t>
+      </w:r>
+    </w:p>
+    <w:p>
+      <w:r>
+        <w:t>Non sarebbe:</w:t>
+      </w:r>
+    </w:p>
+    <w:p>
+      <w:r>
+        <w:t>"Ho fatto un gestionale ASP.NET e ci ho appiccicato ChatGPT."</w:t>
+      </w:r>
+    </w:p>
+    <w:p>
+      <w:r>
+        <w:t>Sarebbe invece:</w:t>
+      </w:r>
+    </w:p>
+    <w:p>
+      <w:r>
+        <w:rPr>
+          <w:b/>
+          <w:bCs/>
+        </w:rPr>
         <w:lastRenderedPageBreak/>
-        <w:t>E la tua idea della conversazione finale è ottima</w:t>
-      </w:r>
-    </w:p>
-    <w:p>
-      <w:r>
-        <w:t>La farei così.</w:t>
-      </w:r>
-    </w:p>
-    <w:p>
-      <w:r>
-        <w:t>Il cliente apre:</w:t>
-      </w:r>
-    </w:p>
-    <w:p>
-      <w:r>
-        <w:rPr>
-          <w:b/>
-          <w:bCs/>
-        </w:rPr>
-        <w:t>"Nuova assistenza"</w:t>
-      </w:r>
-    </w:p>
-    <w:p>
-      <w:r>
-        <w:t>e parla con l'agente:</w:t>
-      </w:r>
-    </w:p>
-    <w:p>
-      <w:r>
-        <w:t>Cliente:</w:t>
-      </w:r>
-    </w:p>
-    <w:p>
-      <w:r>
-        <w:t>Il mio PC si spegne dopo circa 20 minuti.</w:t>
-      </w:r>
-    </w:p>
-    <w:p/>
-    <w:p>
-      <w:r>
-        <w:t>AI:</w:t>
-      </w:r>
-    </w:p>
-    <w:p>
-      <w:r>
-        <w:t>Succede anche quando stai eseguendo programmi pesanti?</w:t>
-      </w:r>
-    </w:p>
-    <w:p/>
-    <w:p>
-      <w:r>
-        <w:t>Cliente:</w:t>
-      </w:r>
-    </w:p>
-    <w:p>
-      <w:r>
-        <w:t>Sì, soprattutto quando gioco.</w:t>
-      </w:r>
-    </w:p>
-    <w:p/>
-    <w:p>
-      <w:r>
-        <w:t>AI:</w:t>
-      </w:r>
-    </w:p>
-    <w:p>
-      <w:r>
-        <w:t>Hai notato se le ventole aumentano molto la velocità?</w:t>
-      </w:r>
-    </w:p>
-    <w:p/>
-    <w:p>
-      <w:r>
-        <w:t>Cliente:</w:t>
-      </w:r>
-    </w:p>
-    <w:p>
-      <w:r>
-        <w:t>Sì.</w:t>
-      </w:r>
-    </w:p>
-    <w:p>
-      <w:r>
-        <w:t>L'agente raccoglie progressivamente informazioni strutturate:</w:t>
-      </w:r>
-    </w:p>
-    <w:p>
-      <w:r>
-        <w:t>Device = PC</w:t>
-      </w:r>
-    </w:p>
-    <w:p>
-      <w:proofErr w:type="spellStart"/>
-      <w:r>
-        <w:t>Issue</w:t>
-      </w:r>
-      <w:proofErr w:type="spellEnd"/>
-      <w:r>
-        <w:t xml:space="preserve"> = spegnimento improvviso</w:t>
-      </w:r>
-    </w:p>
-    <w:p>
-      <w:r>
-        <w:t>Load = gaming</w:t>
-      </w:r>
-    </w:p>
-    <w:p>
-      <w:r>
-        <w:t xml:space="preserve">Fan </w:t>
-      </w:r>
-      <w:proofErr w:type="spellStart"/>
-      <w:r>
-        <w:t>noise</w:t>
-      </w:r>
-      <w:proofErr w:type="spellEnd"/>
-      <w:r>
-        <w:t xml:space="preserve"> = high</w:t>
-      </w:r>
-    </w:p>
-    <w:p>
-      <w:proofErr w:type="spellStart"/>
-      <w:r>
-        <w:t>Possible</w:t>
-      </w:r>
-      <w:proofErr w:type="spellEnd"/>
-      <w:r>
-        <w:t xml:space="preserve"> </w:t>
-      </w:r>
-      <w:proofErr w:type="spellStart"/>
-      <w:r>
-        <w:t>category</w:t>
-      </w:r>
-      <w:proofErr w:type="spellEnd"/>
-      <w:r>
-        <w:t xml:space="preserve"> = </w:t>
-      </w:r>
-      <w:proofErr w:type="spellStart"/>
-      <w:r>
-        <w:t>overheating</w:t>
-      </w:r>
-      <w:proofErr w:type="spellEnd"/>
-    </w:p>
-    <w:p>
-      <w:r>
-        <w:t>Alla fine:</w:t>
-      </w:r>
-    </w:p>
-    <w:p>
-      <w:r>
-        <w:t>CONVERSAZIONE CONCLUSA</w:t>
-      </w:r>
-    </w:p>
-    <w:p/>
-    <w:p>
-      <w:r>
-        <w:t xml:space="preserve">                    ↓</w:t>
-      </w:r>
-    </w:p>
-    <w:p/>
-    <w:p>
-      <w:r>
-        <w:t xml:space="preserve">        AI genera il riepilogo</w:t>
-      </w:r>
-    </w:p>
-    <w:p/>
-    <w:p>
-      <w:r>
-        <w:t xml:space="preserve">                    ↓</w:t>
-      </w:r>
-    </w:p>
-    <w:p/>
-    <w:p>
-      <w:r>
-        <w:t>┌─────────────────────────────────────┐</w:t>
-      </w:r>
-    </w:p>
-    <w:p>
-      <w:r>
-        <w:t>│ Problema segnalato                  │</w:t>
-      </w:r>
-    </w:p>
-    <w:p>
-      <w:r>
-        <w:t>│                                     │</w:t>
-      </w:r>
-    </w:p>
-    <w:p>
-      <w:r>
-        <w:t xml:space="preserve">│ PC con spegnimenti durante </w:t>
-      </w:r>
-      <w:proofErr w:type="gramStart"/>
-      <w:r>
-        <w:t>carichi  │</w:t>
-      </w:r>
-      <w:proofErr w:type="gramEnd"/>
-    </w:p>
-    <w:p>
-      <w:r>
-        <w:t>│ elevati. Il cliente riferisce       │</w:t>
-      </w:r>
-    </w:p>
-    <w:p>
-      <w:r>
-        <w:t>│ aumento della velocità delle ventole│</w:t>
-      </w:r>
-    </w:p>
-    <w:p>
-      <w:r>
-        <w:t>│ prima dello spegnimento.            │</w:t>
-      </w:r>
-    </w:p>
-    <w:p>
-      <w:r>
-        <w:t>│                                     │</w:t>
-      </w:r>
-    </w:p>
-    <w:p>
-      <w:r>
-        <w:t>│ Possibile causa: surriscaldamento.  │</w:t>
-      </w:r>
-    </w:p>
-    <w:p>
-      <w:r>
-        <w:t>│                                     │</w:t>
-      </w:r>
-    </w:p>
-    <w:p>
-      <w:r>
-        <w:t>│ Da verificare: temperature CPU/GPU, │</w:t>
-      </w:r>
-    </w:p>
-    <w:p>
-      <w:r>
-        <w:t>│ sistema di raffreddamento e         │</w:t>
-      </w:r>
-    </w:p>
-    <w:p>
-      <w:r>
-        <w:t>│ alimentazione.                      │</w:t>
-      </w:r>
-    </w:p>
-    <w:p>
-      <w:r>
-        <w:t>└─────────────────────────────────────┘</w:t>
-      </w:r>
-    </w:p>
-    <w:p>
-      <w:r>
-        <w:t>E poi:</w:t>
-      </w:r>
-    </w:p>
-    <w:p>
-      <w:r>
-        <w:t xml:space="preserve">              </w:t>
-      </w:r>
-      <w:proofErr w:type="spellStart"/>
-      <w:r>
-        <w:t>Conversation</w:t>
-      </w:r>
-      <w:proofErr w:type="spellEnd"/>
-    </w:p>
-    <w:p>
-      <w:r>
-        <w:t xml:space="preserve">                    │</w:t>
-      </w:r>
-    </w:p>
-    <w:p>
-      <w:r>
-        <w:t xml:space="preserve">          ┌─────────</w:t>
-      </w:r>
-      <w:r>
-        <w:rPr>
-          <w:rFonts w:ascii="MS Gothic" w:eastAsia="MS Gothic" w:hAnsi="MS Gothic" w:cs="MS Gothic" w:hint="eastAsia"/>
-        </w:rPr>
-        <w:t>┴</w:t>
-      </w:r>
-      <w:r>
-        <w:rPr>
-          <w:rFonts w:ascii="Aptos" w:hAnsi="Aptos" w:cs="Aptos"/>
-        </w:rPr>
-        <w:t>─────────┐</w:t>
-      </w:r>
-    </w:p>
-    <w:p>
-      <w:r>
-        <w:t xml:space="preserve">          </w:t>
-      </w:r>
-      <w:r>
-        <w:rPr>
-          <w:rFonts w:ascii="Arial" w:hAnsi="Arial" w:cs="Arial"/>
-        </w:rPr>
-        <w:t>▼</w:t>
-      </w:r>
-      <w:r>
-        <w:t xml:space="preserve">                   </w:t>
-      </w:r>
-      <w:r>
-        <w:rPr>
-          <w:rFonts w:ascii="Arial" w:hAnsi="Arial" w:cs="Arial"/>
-        </w:rPr>
-        <w:t>▼</w:t>
-      </w:r>
-    </w:p>
-    <w:p>
-      <w:r>
-        <w:t xml:space="preserve">      Customer              Technician</w:t>
-      </w:r>
-    </w:p>
-    <w:p>
-      <w:r>
-        <w:t xml:space="preserve">          │                   │</w:t>
-      </w:r>
-    </w:p>
-    <w:p>
-      <w:r>
-        <w:t xml:space="preserve">          </w:t>
-      </w:r>
-      <w:r>
-        <w:rPr>
-          <w:rFonts w:ascii="Arial" w:hAnsi="Arial" w:cs="Arial"/>
-        </w:rPr>
-        <w:t>▼</w:t>
-      </w:r>
-      <w:r>
-        <w:t xml:space="preserve">                   </w:t>
-      </w:r>
-      <w:r>
-        <w:rPr>
-          <w:rFonts w:ascii="Arial" w:hAnsi="Arial" w:cs="Arial"/>
-        </w:rPr>
-        <w:t>▼</w:t>
-      </w:r>
-    </w:p>
-    <w:p>
-      <w:r>
-        <w:t xml:space="preserve">   area personale        area tecnico</w:t>
-      </w:r>
-    </w:p>
-    <w:p>
-      <w:r>
-        <w:t xml:space="preserve">          │                   │</w:t>
-      </w:r>
-    </w:p>
-    <w:p>
-      <w:r>
-        <w:lastRenderedPageBreak/>
-        <w:t xml:space="preserve">          └───────</w:t>
-      </w:r>
-      <w:r>
-        <w:rPr>
-          <w:rFonts w:ascii="MS Gothic" w:eastAsia="MS Gothic" w:hAnsi="MS Gothic" w:cs="MS Gothic" w:hint="eastAsia"/>
-        </w:rPr>
-        <w:t>┬</w:t>
-      </w:r>
-      <w:r>
-        <w:rPr>
-          <w:rFonts w:ascii="Aptos" w:hAnsi="Aptos" w:cs="Aptos"/>
-        </w:rPr>
-        <w:t>───────────┘</w:t>
-      </w:r>
-    </w:p>
-    <w:p>
-      <w:r>
-        <w:t xml:space="preserve">                  </w:t>
-      </w:r>
-      <w:r>
-        <w:rPr>
-          <w:rFonts w:ascii="Arial" w:hAnsi="Arial" w:cs="Arial"/>
-        </w:rPr>
-        <w:t>▼</w:t>
-      </w:r>
-    </w:p>
-    <w:p>
-      <w:r>
-        <w:t xml:space="preserve">                </w:t>
-      </w:r>
-      <w:proofErr w:type="gramStart"/>
-      <w:r>
-        <w:t>Email</w:t>
-      </w:r>
-      <w:proofErr w:type="gramEnd"/>
-    </w:p>
-    <w:p>
-      <w:r>
-        <w:pict w14:anchorId="37BC158D">
-          <v:rect id="_x0000_i1106" style="width:0;height:1.5pt" o:hralign="center" o:hrstd="t" o:hr="t" fillcolor="#a0a0a0" stroked="f"/>
-        </w:pict>
-      </w:r>
-    </w:p>
-    <w:p>
-      <w:pPr>
-        <w:rPr>
-          <w:b/>
-          <w:bCs/>
-        </w:rPr>
-      </w:pPr>
-      <w:r>
-        <w:rPr>
-          <w:b/>
-          <w:bCs/>
-        </w:rPr>
-        <w:t>Ma aggiungerei una cosa fondamentale</w:t>
-      </w:r>
-    </w:p>
-    <w:p>
-      <w:r>
-        <w:rPr>
-          <w:b/>
-          <w:bCs/>
-        </w:rPr>
-        <w:t>Non manderei direttamente la diagnosi definitiva al cliente.</w:t>
-      </w:r>
-    </w:p>
-    <w:p>
-      <w:r>
-        <w:t>L'AI dovrebbe distinguere:</w:t>
-      </w:r>
-    </w:p>
-    <w:p>
-      <w:r>
-        <w:t>Informazioni raccolte</w:t>
-      </w:r>
-    </w:p>
-    <w:p>
-      <w:r>
-        <w:t xml:space="preserve">       ↓</w:t>
-      </w:r>
-    </w:p>
-    <w:p>
-      <w:r>
-        <w:t>Ipotesi</w:t>
-      </w:r>
-    </w:p>
-    <w:p>
-      <w:r>
-        <w:t xml:space="preserve">       ↓</w:t>
-      </w:r>
-    </w:p>
-    <w:p>
-      <w:r>
-        <w:t>Tecnico verifica</w:t>
-      </w:r>
-    </w:p>
-    <w:p>
-      <w:r>
-        <w:t xml:space="preserve">       ↓</w:t>
-      </w:r>
-    </w:p>
-    <w:p>
-      <w:r>
-        <w:t>Diagnosi definitiva</w:t>
-      </w:r>
-    </w:p>
-    <w:p>
-      <w:r>
-        <w:t>Quindi:</w:t>
-      </w:r>
-    </w:p>
-    <w:p>
-      <w:r>
-        <w:t>"Il problema potrebbe essere legato al surriscaldamento"</w:t>
-      </w:r>
-    </w:p>
-    <w:p>
-      <w:r>
-        <w:t>è diverso da:</w:t>
-      </w:r>
-    </w:p>
-    <w:p>
-      <w:r>
-        <w:t>"La CPU è guasta."</w:t>
-      </w:r>
-    </w:p>
-    <w:p>
-      <w:r>
-        <w:t>Questo rende anche il progetto tecnicamente più serio.</w:t>
-      </w:r>
-    </w:p>
-    <w:p>
-      <w:r>
-        <w:pict w14:anchorId="4593A56D">
-          <v:rect id="_x0000_i1107" style="width:0;height:1.5pt" o:hralign="center" o:hrstd="t" o:hr="t" fillcolor="#a0a0a0" stroked="f"/>
-        </w:pict>
-      </w:r>
-    </w:p>
-    <w:p>
-      <w:pPr>
-        <w:rPr>
-          <w:b/>
-          <w:bCs/>
-        </w:rPr>
-      </w:pPr>
-      <w:r>
-        <w:rPr>
-          <w:b/>
-          <w:bCs/>
-        </w:rPr>
-        <w:t>E potremmo avere un "AI Technician Assistant"</w:t>
-      </w:r>
-    </w:p>
-    <w:p>
-      <w:r>
-        <w:t>Questa secondo me sarebbe la parte più bella.</w:t>
-      </w:r>
-    </w:p>
-    <w:p>
-      <w:r>
-        <w:t>Il cliente parla con l'AI:</w:t>
-      </w:r>
-    </w:p>
-    <w:p>
-      <w:r>
-        <w:t>Cliente</w:t>
-      </w:r>
-    </w:p>
-    <w:p>
-      <w:r>
-        <w:t xml:space="preserve">   ↓</w:t>
-      </w:r>
-    </w:p>
-    <w:p>
-      <w:proofErr w:type="gramStart"/>
-      <w:r>
-        <w:t>AI</w:t>
-      </w:r>
-      <w:proofErr w:type="gramEnd"/>
-      <w:r>
-        <w:t xml:space="preserve"> Agent</w:t>
-      </w:r>
-    </w:p>
-    <w:p>
-      <w:r>
-        <w:t xml:space="preserve">   ↓</w:t>
-      </w:r>
-    </w:p>
-    <w:p>
-      <w:r>
-        <w:t>raccolta informazioni</w:t>
-      </w:r>
-    </w:p>
-    <w:p>
-      <w:r>
-        <w:t xml:space="preserve">   ↓</w:t>
-      </w:r>
-    </w:p>
-    <w:p>
-      <w:r>
-        <w:lastRenderedPageBreak/>
-        <w:t>RAG</w:t>
-      </w:r>
-    </w:p>
-    <w:p>
-      <w:r>
-        <w:t xml:space="preserve">   ↓</w:t>
-      </w:r>
-    </w:p>
-    <w:p>
-      <w:r>
-        <w:t>casistica precedente</w:t>
-      </w:r>
-    </w:p>
-    <w:p>
-      <w:r>
-        <w:t xml:space="preserve">   ↓</w:t>
-      </w:r>
-    </w:p>
-    <w:p>
-      <w:r>
-        <w:t>riepilogo</w:t>
-      </w:r>
-    </w:p>
-    <w:p>
-      <w:r>
-        <w:t xml:space="preserve">   ↓</w:t>
-      </w:r>
-    </w:p>
-    <w:p>
-      <w:r>
-        <w:t>Tecnico</w:t>
-      </w:r>
-    </w:p>
-    <w:p>
-      <w:r>
-        <w:t>Il tecnico apre la richiesta e vede:</w:t>
-      </w:r>
-    </w:p>
-    <w:p>
-      <w:r>
-        <w:t>AI SUMMARY</w:t>
-      </w:r>
-    </w:p>
-    <w:p/>
-    <w:p>
-      <w:r>
-        <w:t>Device:</w:t>
-      </w:r>
-    </w:p>
-    <w:p>
-      <w:r>
-        <w:t>Lenovo Legion 5</w:t>
-      </w:r>
-    </w:p>
-    <w:p/>
-    <w:p>
-      <w:proofErr w:type="spellStart"/>
-      <w:r>
-        <w:t>Problem</w:t>
-      </w:r>
-      <w:proofErr w:type="spellEnd"/>
-      <w:r>
-        <w:t>:</w:t>
-      </w:r>
-    </w:p>
-    <w:p>
-      <w:r>
-        <w:t>Spegnimento durante gaming</w:t>
-      </w:r>
-    </w:p>
-    <w:p/>
-    <w:p>
-      <w:proofErr w:type="spellStart"/>
-      <w:r>
-        <w:t>Symptoms</w:t>
-      </w:r>
-      <w:proofErr w:type="spellEnd"/>
-      <w:r>
-        <w:t>:</w:t>
-      </w:r>
-    </w:p>
-    <w:p>
-      <w:r>
-        <w:t>- spegnimento dopo ~20 min</w:t>
-      </w:r>
-    </w:p>
-    <w:p>
-      <w:r>
-        <w:t>- ventole rumorose</w:t>
-      </w:r>
-    </w:p>
-    <w:p>
-      <w:r>
-        <w:t>- problema riproducibile sotto carico</w:t>
-      </w:r>
-    </w:p>
-    <w:p/>
-    <w:p>
-      <w:proofErr w:type="spellStart"/>
-      <w:r>
-        <w:t>Similar</w:t>
-      </w:r>
-      <w:proofErr w:type="spellEnd"/>
-      <w:r>
-        <w:t xml:space="preserve"> </w:t>
-      </w:r>
-      <w:proofErr w:type="spellStart"/>
-      <w:r>
-        <w:t>previous</w:t>
-      </w:r>
-      <w:proofErr w:type="spellEnd"/>
-      <w:r>
-        <w:t xml:space="preserve"> </w:t>
-      </w:r>
-      <w:proofErr w:type="spellStart"/>
-      <w:r>
-        <w:t>cases</w:t>
-      </w:r>
-      <w:proofErr w:type="spellEnd"/>
-      <w:r>
-        <w:t>:</w:t>
-      </w:r>
-    </w:p>
-    <w:p>
-      <w:r>
-        <w:t>#421</w:t>
-      </w:r>
-    </w:p>
-    <w:p>
-      <w:r>
-        <w:t>#638</w:t>
-      </w:r>
-    </w:p>
-    <w:p>
-      <w:r>
-        <w:t>#901</w:t>
-      </w:r>
-    </w:p>
-    <w:p/>
-    <w:p>
-      <w:proofErr w:type="spellStart"/>
-      <w:r>
-        <w:t>Possible</w:t>
-      </w:r>
-      <w:proofErr w:type="spellEnd"/>
-      <w:r>
-        <w:t xml:space="preserve"> </w:t>
-      </w:r>
-      <w:proofErr w:type="spellStart"/>
-      <w:r>
-        <w:t>causes</w:t>
-      </w:r>
-      <w:proofErr w:type="spellEnd"/>
-      <w:r>
-        <w:t>:</w:t>
-      </w:r>
-    </w:p>
-    <w:p>
-      <w:r>
-        <w:t xml:space="preserve">1. Thermal </w:t>
-      </w:r>
-      <w:proofErr w:type="spellStart"/>
-      <w:r>
-        <w:t>throttling</w:t>
-      </w:r>
-      <w:proofErr w:type="spellEnd"/>
-      <w:r>
-        <w:t xml:space="preserve"> / </w:t>
-      </w:r>
-      <w:proofErr w:type="spellStart"/>
-      <w:r>
-        <w:t>overheating</w:t>
-      </w:r>
-      <w:proofErr w:type="spellEnd"/>
-    </w:p>
-    <w:p>
-      <w:r>
-        <w:t xml:space="preserve">2. Cooling system </w:t>
-      </w:r>
-      <w:proofErr w:type="spellStart"/>
-      <w:r>
-        <w:t>issue</w:t>
-      </w:r>
-      <w:proofErr w:type="spellEnd"/>
-    </w:p>
-    <w:p>
-      <w:r>
-        <w:lastRenderedPageBreak/>
-        <w:t xml:space="preserve">3. PSU </w:t>
-      </w:r>
-      <w:proofErr w:type="spellStart"/>
-      <w:r>
-        <w:t>issue</w:t>
-      </w:r>
-      <w:proofErr w:type="spellEnd"/>
-    </w:p>
-    <w:p/>
-    <w:p>
-      <w:proofErr w:type="spellStart"/>
-      <w:r>
-        <w:t>Suggested</w:t>
-      </w:r>
-      <w:proofErr w:type="spellEnd"/>
-      <w:r>
-        <w:t xml:space="preserve"> checks:</w:t>
-      </w:r>
-    </w:p>
-    <w:p>
-      <w:r>
-        <w:t>- CPU temperature</w:t>
-      </w:r>
-    </w:p>
-    <w:p>
-      <w:r>
-        <w:t>- GPU temperature</w:t>
-      </w:r>
-    </w:p>
-    <w:p>
-      <w:r>
-        <w:t xml:space="preserve">- fan </w:t>
-      </w:r>
-      <w:proofErr w:type="spellStart"/>
-      <w:r>
-        <w:t>operation</w:t>
-      </w:r>
-      <w:proofErr w:type="spellEnd"/>
-    </w:p>
-    <w:p>
-      <w:r>
-        <w:t xml:space="preserve">- </w:t>
-      </w:r>
-      <w:proofErr w:type="spellStart"/>
-      <w:r>
-        <w:t>thermal</w:t>
-      </w:r>
-      <w:proofErr w:type="spellEnd"/>
-      <w:r>
-        <w:t xml:space="preserve"> paste</w:t>
-      </w:r>
-    </w:p>
-    <w:p>
-      <w:r>
-        <w:t>Il tecnico può poi dire:</w:t>
-      </w:r>
-    </w:p>
-    <w:p>
-      <w:r>
-        <w:t>Diagnosi confermata: dissipatore ostruito.</w:t>
-      </w:r>
-    </w:p>
-    <w:p>
-      <w:r>
-        <w:t>E quella informazione viene salvata.</w:t>
-      </w:r>
-    </w:p>
-    <w:p>
-      <w:r>
-        <w:t xml:space="preserve">Quindi </w:t>
-      </w:r>
-      <w:r>
-        <w:rPr>
-          <w:b/>
-          <w:bCs/>
-        </w:rPr>
-        <w:t>l'esperienza del tecnico entra nel patrimonio informativo del sistema</w:t>
+        <w:t>Una piattaforma web di assistenza tecnica in cui un agente conversazionale raccoglie e struttura i problemi dei clienti, utilizza una knowledge base RAG e la storia delle riparazioni per assistere nella diagnosi, mentre modelli ML addestrati sui dati storici effettuano classificazioni e previsioni.</w:t>
+      </w:r>
+    </w:p>
+    <w:p>
+      <w:r>
+        <w:t xml:space="preserve">Questa è una direzione che </w:t>
+      </w:r>
+      <w:r>
+        <w:rPr>
+          <w:b/>
+          <w:bCs/>
+        </w:rPr>
+        <w:t>vale la pena progettare bene prima di scrivere una riga di codice</w:t>
       </w:r>
       <w:r>
         <w:t>.</w:t>
@@ -3179,115 +3299,6 @@
     </w:p>
     <w:p>
       <w:r>
-        <w:pict w14:anchorId="4C3E3351">
-          <v:rect id="_x0000_i1108" style="width:0;height:1.5pt" o:hralign="center" o:hrstd="t" o:hr="t" fillcolor="#a0a0a0" stroked="f"/>
-        </w:pict>
-      </w:r>
-    </w:p>
-    <w:p>
-      <w:pPr>
-        <w:rPr>
-          <w:b/>
-          <w:bCs/>
-        </w:rPr>
-      </w:pPr>
-      <w:r>
-        <w:rPr>
-          <w:b/>
-          <w:bCs/>
-        </w:rPr>
-        <w:t>A questo punto il progetto avrebbe tre livelli AI</w:t>
-      </w:r>
-    </w:p>
-    <w:p>
-      <w:r>
-        <w:rPr>
-          <w:b/>
-          <w:bCs/>
-        </w:rPr>
-        <w:t>Livello 1 — RAG</w:t>
-      </w:r>
-    </w:p>
-    <w:p>
-      <w:r>
-        <w:t>"Trova informazioni pertinenti nei documenti e nelle riparazioni precedenti."</w:t>
-      </w:r>
-    </w:p>
-    <w:p>
-      <w:r>
-        <w:rPr>
-          <w:b/>
-          <w:bCs/>
-        </w:rPr>
-        <w:t>Livello 2 — LLM Agent</w:t>
-      </w:r>
-    </w:p>
-    <w:p>
-      <w:r>
-        <w:t>"Conduci la conversazione, fai domande, estrai informazioni e produci il riepilogo."</w:t>
-      </w:r>
-    </w:p>
-    <w:p>
-      <w:r>
-        <w:rPr>
-          <w:b/>
-          <w:bCs/>
-        </w:rPr>
-        <w:t>Livello 3 — Machine Learning</w:t>
-      </w:r>
-    </w:p>
-    <w:p>
-      <w:r>
-        <w:t>"Usa i dati storici strutturati per fare previsioni/classificazioni."</w:t>
-      </w:r>
-    </w:p>
-    <w:p>
-      <w:r>
-        <w:t>E questo, secondo me, è molto più vicino a quello che stavi cercando.</w:t>
-      </w:r>
-    </w:p>
-    <w:p>
-      <w:r>
-        <w:t>Non sarebbe:</w:t>
-      </w:r>
-    </w:p>
-    <w:p>
-      <w:r>
-        <w:t>"Ho fatto un gestionale ASP.NET e ci ho appiccicato ChatGPT."</w:t>
-      </w:r>
-    </w:p>
-    <w:p>
-      <w:r>
-        <w:t>Sarebbe invece:</w:t>
-      </w:r>
-    </w:p>
-    <w:p>
-      <w:r>
-        <w:rPr>
-          <w:b/>
-          <w:bCs/>
-        </w:rPr>
-        <w:t>Una piattaforma web di assistenza tecnica in cui un agente conversazionale raccoglie e struttura i problemi dei clienti, utilizza una knowledge base RAG e la storia delle riparazioni per assistere nella diagnosi, mentre modelli ML addestrati sui dati storici effettuano classificazioni e previsioni.</w:t>
-      </w:r>
-    </w:p>
-    <w:p>
-      <w:r>
-        <w:t xml:space="preserve">Questa è una direzione che </w:t>
-      </w:r>
-      <w:r>
-        <w:rPr>
-          <w:b/>
-          <w:bCs/>
-        </w:rPr>
-        <w:t>vale la pena progettare bene prima di scrivere una riga di codice</w:t>
-      </w:r>
-      <w:r>
-        <w:t>.</w:t>
-      </w:r>
-    </w:p>
-    <w:p>
-      <w:r>
-        <w:lastRenderedPageBreak/>
         <w:t xml:space="preserve">E la cosa che farei adesso è proprio questa: </w:t>
       </w:r>
       <w:r>

--- a/EasyRepair.docx
+++ b/EasyRepair.docx
@@ -3310,6 +3310,377 @@
       </w:r>
       <w:r>
         <w:t>, invece di inventare a priori un modello che poi non ha dati sufficienti.</w:t>
+      </w:r>
+    </w:p>
+    <w:p>
+      <w:pPr>
+        <w:rPr>
+          <w:u w:val="single"/>
+        </w:rPr>
+      </w:pPr>
+    </w:p>
+    <w:p>
+      <w:pPr>
+        <w:rPr>
+          <w:u w:val="single"/>
+        </w:rPr>
+      </w:pPr>
+    </w:p>
+    <w:p>
+      <w:pPr>
+        <w:rPr>
+          <w:u w:val="single"/>
+        </w:rPr>
+      </w:pPr>
+    </w:p>
+    <w:p>
+      <w:pPr>
+        <w:rPr>
+          <w:u w:val="single"/>
+        </w:rPr>
+      </w:pPr>
+    </w:p>
+    <w:p>
+      <w:pPr>
+        <w:rPr>
+          <w:sz w:val="40"/>
+          <w:szCs w:val="40"/>
+        </w:rPr>
+      </w:pPr>
+      <w:proofErr w:type="spellStart"/>
+      <w:r>
+        <w:rPr>
+          <w:sz w:val="40"/>
+          <w:szCs w:val="40"/>
+        </w:rPr>
+        <w:t>Program.cs</w:t>
+      </w:r>
+      <w:proofErr w:type="spellEnd"/>
+    </w:p>
+    <w:p>
+      <w:pPr>
+        <w:rPr>
+          <w:b/>
+          <w:bCs/>
+        </w:rPr>
+      </w:pPr>
+      <w:r>
+        <w:rPr>
+          <w:b/>
+          <w:bCs/>
+        </w:rPr>
+        <w:t>2. Cosa abbiamo cambiato?</w:t>
+      </w:r>
+    </w:p>
+    <w:tbl>
+      <w:tblPr>
+        <w:tblW w:w="0" w:type="auto"/>
+        <w:tblCellSpacing w:w="15" w:type="dxa"/>
+        <w:tblCellMar>
+          <w:top w:w="15" w:type="dxa"/>
+          <w:left w:w="15" w:type="dxa"/>
+          <w:bottom w:w="15" w:type="dxa"/>
+          <w:right w:w="15" w:type="dxa"/>
+        </w:tblCellMar>
+        <w:tblLook w:val="04A0" w:firstRow="1" w:lastRow="0" w:firstColumn="1" w:lastColumn="0" w:noHBand="0" w:noVBand="1"/>
+      </w:tblPr>
+      <w:tblGrid>
+        <w:gridCol w:w="4001"/>
+        <w:gridCol w:w="5637"/>
+      </w:tblGrid>
+      <w:tr>
+        <w:trPr>
+          <w:tblCellSpacing w:w="15" w:type="dxa"/>
+        </w:trPr>
+        <w:tc>
+          <w:tcPr>
+            <w:tcW w:w="0" w:type="auto"/>
+            <w:vAlign w:val="center"/>
+            <w:hideMark/>
+          </w:tcPr>
+          <w:p>
+            <w:pPr>
+              <w:rPr>
+                <w:b/>
+                <w:bCs/>
+              </w:rPr>
+            </w:pPr>
+            <w:r>
+              <w:rPr>
+                <w:b/>
+                <w:bCs/>
+              </w:rPr>
+              <w:t>Modifica</w:t>
+            </w:r>
+          </w:p>
+        </w:tc>
+        <w:tc>
+          <w:tcPr>
+            <w:tcW w:w="0" w:type="auto"/>
+            <w:vAlign w:val="center"/>
+            <w:hideMark/>
+          </w:tcPr>
+          <w:p>
+            <w:pPr>
+              <w:rPr>
+                <w:b/>
+                <w:bCs/>
+              </w:rPr>
+            </w:pPr>
+            <w:r>
+              <w:rPr>
+                <w:b/>
+                <w:bCs/>
+              </w:rPr>
+              <w:t>Perché</w:t>
+            </w:r>
+          </w:p>
+        </w:tc>
+      </w:tr>
+      <w:tr>
+        <w:trPr>
+          <w:tblCellSpacing w:w="15" w:type="dxa"/>
+        </w:trPr>
+        <w:tc>
+          <w:tcPr>
+            <w:tcW w:w="0" w:type="auto"/>
+            <w:vAlign w:val="center"/>
+            <w:hideMark/>
+          </w:tcPr>
+          <w:p>
+            <w:proofErr w:type="spellStart"/>
+            <w:proofErr w:type="gramStart"/>
+            <w:r>
+              <w:t>AddControllersWithViews</w:t>
+            </w:r>
+            <w:proofErr w:type="spellEnd"/>
+            <w:r>
+              <w:t>(</w:t>
+            </w:r>
+            <w:proofErr w:type="gramEnd"/>
+            <w:r>
+              <w:t>)</w:t>
+            </w:r>
+          </w:p>
+        </w:tc>
+        <w:tc>
+          <w:tcPr>
+            <w:tcW w:w="0" w:type="auto"/>
+            <w:vAlign w:val="center"/>
+            <w:hideMark/>
+          </w:tcPr>
+          <w:p>
+            <w:r>
+              <w:t>Era già presente: mantiene MVC e Razor.</w:t>
+            </w:r>
+          </w:p>
+        </w:tc>
+      </w:tr>
+      <w:tr>
+        <w:trPr>
+          <w:tblCellSpacing w:w="15" w:type="dxa"/>
+        </w:trPr>
+        <w:tc>
+          <w:tcPr>
+            <w:tcW w:w="0" w:type="auto"/>
+            <w:vAlign w:val="center"/>
+            <w:hideMark/>
+          </w:tcPr>
+          <w:p>
+            <w:proofErr w:type="spellStart"/>
+            <w:r>
+              <w:t>AddCors</w:t>
+            </w:r>
+            <w:proofErr w:type="spellEnd"/>
+            <w:r>
+              <w:t>(...)</w:t>
+            </w:r>
+          </w:p>
+        </w:tc>
+        <w:tc>
+          <w:tcPr>
+            <w:tcW w:w="0" w:type="auto"/>
+            <w:vAlign w:val="center"/>
+            <w:hideMark/>
+          </w:tcPr>
+          <w:p>
+            <w:r>
+              <w:t xml:space="preserve">Definisce una policy per eventuali chiamate dirette da React al </w:t>
+            </w:r>
+            <w:proofErr w:type="spellStart"/>
+            <w:r>
+              <w:t>backend</w:t>
+            </w:r>
+            <w:proofErr w:type="spellEnd"/>
+            <w:r>
+              <w:t>.</w:t>
+            </w:r>
+          </w:p>
+        </w:tc>
+      </w:tr>
+      <w:tr>
+        <w:trPr>
+          <w:tblCellSpacing w:w="15" w:type="dxa"/>
+        </w:trPr>
+        <w:tc>
+          <w:tcPr>
+            <w:tcW w:w="0" w:type="auto"/>
+            <w:vAlign w:val="center"/>
+            <w:hideMark/>
+          </w:tcPr>
+          <w:p>
+            <w:proofErr w:type="spellStart"/>
+            <w:r>
+              <w:t>UseCors</w:t>
+            </w:r>
+            <w:proofErr w:type="spellEnd"/>
+            <w:r>
+              <w:t>("</w:t>
+            </w:r>
+            <w:proofErr w:type="spellStart"/>
+            <w:r>
+              <w:t>AllowReact</w:t>
+            </w:r>
+            <w:proofErr w:type="spellEnd"/>
+            <w:r>
+              <w:t>")</w:t>
+            </w:r>
+          </w:p>
+        </w:tc>
+        <w:tc>
+          <w:tcPr>
+            <w:tcW w:w="0" w:type="auto"/>
+            <w:vAlign w:val="center"/>
+            <w:hideMark/>
+          </w:tcPr>
+          <w:p>
+            <w:r>
+              <w:t>Applica la policy nella pipeline HTTP.</w:t>
+            </w:r>
+          </w:p>
+        </w:tc>
+      </w:tr>
+      <w:tr>
+        <w:trPr>
+          <w:tblCellSpacing w:w="15" w:type="dxa"/>
+        </w:trPr>
+        <w:tc>
+          <w:tcPr>
+            <w:tcW w:w="0" w:type="auto"/>
+            <w:vAlign w:val="center"/>
+            <w:hideMark/>
+          </w:tcPr>
+          <w:p>
+            <w:proofErr w:type="spellStart"/>
+            <w:proofErr w:type="gramStart"/>
+            <w:r>
+              <w:t>MapControllers</w:t>
+            </w:r>
+            <w:proofErr w:type="spellEnd"/>
+            <w:r>
+              <w:t>(</w:t>
+            </w:r>
+            <w:proofErr w:type="gramEnd"/>
+            <w:r>
+              <w:t>)</w:t>
+            </w:r>
+          </w:p>
+        </w:tc>
+        <w:tc>
+          <w:tcPr>
+            <w:tcW w:w="0" w:type="auto"/>
+            <w:vAlign w:val="center"/>
+            <w:hideMark/>
+          </w:tcPr>
+          <w:p>
+            <w:r>
+              <w:t>Registra gli endpoint dei controller con attributi, ad esempio [Route("api/devices")].</w:t>
+            </w:r>
+          </w:p>
+        </w:tc>
+      </w:tr>
+      <w:tr>
+        <w:trPr>
+          <w:tblCellSpacing w:w="15" w:type="dxa"/>
+        </w:trPr>
+        <w:tc>
+          <w:tcPr>
+            <w:tcW w:w="0" w:type="auto"/>
+            <w:vAlign w:val="center"/>
+            <w:hideMark/>
+          </w:tcPr>
+          <w:p>
+            <w:proofErr w:type="spellStart"/>
+            <w:proofErr w:type="gramStart"/>
+            <w:r>
+              <w:t>UseAuthentication</w:t>
+            </w:r>
+            <w:proofErr w:type="spellEnd"/>
+            <w:r>
+              <w:t>(</w:t>
+            </w:r>
+            <w:proofErr w:type="gramEnd"/>
+            <w:r>
+              <w:t xml:space="preserve">) prima di </w:t>
+            </w:r>
+            <w:proofErr w:type="spellStart"/>
+            <w:proofErr w:type="gramStart"/>
+            <w:r>
+              <w:t>UseAuthorization</w:t>
+            </w:r>
+            <w:proofErr w:type="spellEnd"/>
+            <w:r>
+              <w:t>(</w:t>
+            </w:r>
+            <w:proofErr w:type="gramEnd"/>
+            <w:r>
+              <w:t>)</w:t>
+            </w:r>
+          </w:p>
+        </w:tc>
+        <w:tc>
+          <w:tcPr>
+            <w:tcW w:w="0" w:type="auto"/>
+            <w:vAlign w:val="center"/>
+            <w:hideMark/>
+          </w:tcPr>
+          <w:p>
+            <w:r>
+              <w:t>Mantiene l'ordine corretto per autenticazione e autorizzazione.</w:t>
+            </w:r>
+          </w:p>
+        </w:tc>
+      </w:tr>
+    </w:tbl>
+    <w:p>
+      <w:r>
+        <w:t xml:space="preserve">Non devi aggiungere </w:t>
+      </w:r>
+      <w:proofErr w:type="spellStart"/>
+      <w:proofErr w:type="gramStart"/>
+      <w:r>
+        <w:t>AddControllers</w:t>
+      </w:r>
+      <w:proofErr w:type="spellEnd"/>
+      <w:r>
+        <w:t>(</w:t>
+      </w:r>
+      <w:proofErr w:type="gramEnd"/>
+      <w:r>
+        <w:t xml:space="preserve">) separatamente: </w:t>
+      </w:r>
+      <w:proofErr w:type="spellStart"/>
+      <w:proofErr w:type="gramStart"/>
+      <w:r>
+        <w:t>AddControllersWithViews</w:t>
+      </w:r>
+      <w:proofErr w:type="spellEnd"/>
+      <w:r>
+        <w:t>(</w:t>
+      </w:r>
+      <w:proofErr w:type="gramEnd"/>
+      <w:r>
+        <w:t>) registra già i servizi necessari ai controller API.</w:t>
       </w:r>
     </w:p>
     <w:p>
